--- a/source/Report CDMO.docx
+++ b/source/Report CDMO.docx
@@ -7,6 +7,194 @@
         <w:pStyle w:val="Titolo2"/>
       </w:pPr>
       <w:r>
+        <w:t>COP vs CP</w:t>
+      </w:r>
+    </w:p>
+    <w:p>
+      <w:pPr>
+        <w:pStyle w:val="Standard"/>
+      </w:pPr>
+      <w:r>
+        <w:t>The solution of the problem and the optimisation of its objective functions are two completely independent tasks, only connected by their shared parameter n. This is because we know a-priori that the schedule will contain all possible matches (as 2 elements subsets of the set of all teams) and the home or away state of a match does not interact with when it will occur (as it would have been, say, if we imposed that no team plays more than k matches in a row at home). This also means that, with a fixed n, once that an optimally balanced home/away match spread is obtained, it can be overlayed on any solution with no additional computation, making it optimal. Conversely, the construction of the problem solution has no bearing on optimality and all solutions have the chance to become optimal.</w:t>
+      </w:r>
+    </w:p>
+    <w:p>
+      <w:pPr>
+        <w:pStyle w:val="Titolo2"/>
+      </w:pPr>
+      <w:r>
+        <w:t>Decision Variables:</w:t>
+      </w:r>
+    </w:p>
+    <w:p>
+      <w:pPr>
+        <w:pStyle w:val="Standard"/>
+      </w:pPr>
+      <w:proofErr w:type="spellStart"/>
+      <w:r>
+        <w:t>match_</w:t>
+      </w:r>
+      <w:proofErr w:type="gramStart"/>
+      <w:r>
+        <w:t>vars</w:t>
+      </w:r>
+      <w:proofErr w:type="spellEnd"/>
+      <w:r>
+        <w:t>[</w:t>
+      </w:r>
+      <w:proofErr w:type="gramEnd"/>
+      <w:r>
+        <w:t>w, p]</w:t>
+      </w:r>
+      <w:r>
+        <w:t xml:space="preserve"> two matrices of natural numbers from 1 to n^2-n. The function </w:t>
+      </w:r>
+      <w:proofErr w:type="spellStart"/>
+      <w:r>
+        <w:t>match_number</w:t>
+      </w:r>
+      <w:proofErr w:type="spellEnd"/>
+      <w:r>
+        <w:t xml:space="preserve"> gives each match a unique ID. These are </w:t>
+      </w:r>
+      <w:proofErr w:type="spellStart"/>
+      <w:r>
+        <w:t>layed</w:t>
+      </w:r>
+      <w:proofErr w:type="spellEnd"/>
+      <w:r>
+        <w:t xml:space="preserve"> out in the grid representing weeks and periods.</w:t>
+      </w:r>
+    </w:p>
+    <w:p>
+      <w:pPr>
+        <w:pStyle w:val="Standard"/>
+      </w:pPr>
+    </w:p>
+    <w:p>
+      <w:pPr>
+        <w:pStyle w:val="Standard"/>
+      </w:pPr>
+      <w:r>
+        <w:t>x[</w:t>
+      </w:r>
+      <w:proofErr w:type="spellStart"/>
+      <w:proofErr w:type="gramStart"/>
+      <w:r>
+        <w:t>w,p</w:t>
+      </w:r>
+      <w:proofErr w:type="spellEnd"/>
+      <w:proofErr w:type="gramEnd"/>
+      <w:r>
+        <w:t>] and y[</w:t>
+      </w:r>
+      <w:proofErr w:type="spellStart"/>
+      <w:proofErr w:type="gramStart"/>
+      <w:r>
+        <w:t>w,p</w:t>
+      </w:r>
+      <w:proofErr w:type="spellEnd"/>
+      <w:proofErr w:type="gramEnd"/>
+      <w:r>
+        <w:t xml:space="preserve">] two matrices of variable Matches that indicate which team plays in each weep and period. They don’t encode the home and away team, but simply are such that </w:t>
+      </w:r>
+    </w:p>
+    <w:p>
+      <w:pPr>
+        <w:pStyle w:val="Standard"/>
+      </w:pPr>
+      <w:r>
+        <w:t>\</w:t>
+      </w:r>
+      <w:proofErr w:type="spellStart"/>
+      <w:proofErr w:type="gramStart"/>
+      <w:r>
+        <w:t>forall</w:t>
+      </w:r>
+      <w:proofErr w:type="spellEnd"/>
+      <w:proofErr w:type="gramEnd"/>
+      <w:r>
+        <w:t xml:space="preserve"> w\</w:t>
+      </w:r>
+      <w:proofErr w:type="spellStart"/>
+      <w:r>
+        <w:t>inW</w:t>
+      </w:r>
+      <w:proofErr w:type="spellEnd"/>
+      <w:r>
+        <w:t>, p\</w:t>
+      </w:r>
+      <w:proofErr w:type="spellStart"/>
+      <w:r>
+        <w:t>inP</w:t>
+      </w:r>
+      <w:proofErr w:type="spellEnd"/>
+      <w:r>
+        <w:t>, x[</w:t>
+      </w:r>
+      <w:proofErr w:type="spellStart"/>
+      <w:proofErr w:type="gramStart"/>
+      <w:r>
+        <w:t>w,p</w:t>
+      </w:r>
+      <w:proofErr w:type="spellEnd"/>
+      <w:proofErr w:type="gramEnd"/>
+      <w:r>
+        <w:t>] &lt; y[</w:t>
+      </w:r>
+      <w:proofErr w:type="spellStart"/>
+      <w:proofErr w:type="gramStart"/>
+      <w:r>
+        <w:t>w,p</w:t>
+      </w:r>
+      <w:proofErr w:type="spellEnd"/>
+      <w:proofErr w:type="gramEnd"/>
+      <w:r>
+        <w:t>]</w:t>
+      </w:r>
+    </w:p>
+    <w:p>
+      <w:pPr>
+        <w:pStyle w:val="Standard"/>
+      </w:pPr>
+    </w:p>
+    <w:p>
+      <w:pPr>
+        <w:pStyle w:val="Standard"/>
+      </w:pPr>
+      <w:r>
+        <w:t>S</w:t>
+      </w:r>
+      <w:r>
+        <w:t>wap</w:t>
+      </w:r>
+      <w:r>
+        <w:t>, an array of variable bool that, for each match ID, dictates whether the order home-away dictated by lexicographical ordering has to be reversed. Used exclusively in the COP section.</w:t>
+      </w:r>
+    </w:p>
+    <w:p>
+      <w:pPr>
+        <w:pStyle w:val="Standard"/>
+      </w:pPr>
+      <w:r>
+        <w:br/>
+        <w:t>Home count, an array of variable int that, for each team, counts how many home games they play.</w:t>
+      </w:r>
+    </w:p>
+    <w:p>
+      <w:pPr>
+        <w:pStyle w:val="Standard"/>
+      </w:pPr>
+      <w:r>
+        <w:br/>
+        <w:t>Imbalance, an array of variable int that, for each team, counts how far from optimal their home/away balance is.</w:t>
+      </w:r>
+    </w:p>
+    <w:p>
+      <w:pPr>
+        <w:pStyle w:val="Titolo2"/>
+      </w:pPr>
+      <w:r>
         <w:t>Constraints:</w:t>
       </w:r>
     </w:p>
@@ -55,123 +243,2625 @@
       <w:pPr>
         <w:pStyle w:val="Standard"/>
       </w:pPr>
-    </w:p>
-    <w:p>
-      <w:pPr>
-        <w:pStyle w:val="Standard"/>
-      </w:pPr>
-      <w:r>
-        <w:t>Every problem solution is invariant through three different operations: the permutation of its rows, the permutation of its columns and the permutation of its team labels. All of these operations permute with each other, in a group theory sense, but not with themselves. Since rows and column permutations can be expressed via, respectively, right and left matrix multiplication with elemental swap matrices, this follows naturally from the associativity of matrix products. Then, since all permutations can be decomposed into compositions of transpositions, the fact that label permuting and row/column permuting commute can be proved manually for simple transpositions and it will ripple to every label permutation.</w:t>
-      </w:r>
-    </w:p>
-    <w:p>
-      <w:pPr>
-        <w:pStyle w:val="Standard"/>
-      </w:pPr>
-      <w:r>
-        <w:t>This makes it so that the group of invariance operations for a single solution is isomorphic to $$ S_n \times S_{n/2} \times S_{n-1}$$, a group with cardinality n!*(n/2)!*n-1!. This already large number would then have to be multiplied by 2^(n^2-n) if we hadn’t split the solution and optimization components of problem solving (if we considered each match as an ordered pair rather than a two element set).</w:t>
-      </w:r>
-    </w:p>
-    <w:p>
-      <w:pPr>
-        <w:pStyle w:val="Standard"/>
-      </w:pPr>
-      <w:r>
-        <w:t>The goal of our symmetry breaking is, for all classes of matrices in n^(n^2-n) that are congruent under these operations, to elect a canonical representative. This will cut down our search space immensely, by only considering these instead of all possible matrices.</w:t>
-      </w:r>
-    </w:p>
-    <w:p>
-      <w:pPr>
-        <w:pStyle w:val="Standard"/>
-      </w:pPr>
-    </w:p>
-    <w:p>
-      <w:pPr>
-        <w:pStyle w:val="Standard"/>
-      </w:pPr>
-      <w:r>
-        <w:t>Classical:</w:t>
-      </w:r>
-    </w:p>
-    <w:p>
-      <w:pPr>
-        <w:pStyle w:val="Standard"/>
-      </w:pPr>
-      <w:r>
-        <w:t>n!, only need label fixing</w:t>
-      </w:r>
-    </w:p>
-    <w:p>
-      <w:pPr>
-        <w:pStyle w:val="Standard"/>
-      </w:pPr>
-      <w:r>
-        <w:t>label fixing + first column ordering, a bit less than n factorial</w:t>
-      </w:r>
-    </w:p>
-    <w:p>
-      <w:pPr>
-        <w:pStyle w:val="Standard"/>
-      </w:pPr>
-    </w:p>
-    <w:p>
-      <w:pPr>
-        <w:pStyle w:val="Standard"/>
-      </w:pPr>
-      <w:r>
-        <w:t>Miei:</w:t>
-      </w:r>
-    </w:p>
-    <w:p>
-      <w:pPr>
-        <w:pStyle w:val="Standard"/>
-      </w:pPr>
-      <w:r>
-        <w:t>2^(n/2)*(n/2)! di label fixing</w:t>
-      </w:r>
-    </w:p>
-    <w:p>
-      <w:pPr>
-        <w:pStyle w:val="Standard"/>
-      </w:pPr>
-      <w:r>
-        <w:t>FUCK THAT’S WHY</w:t>
-      </w:r>
-    </w:p>
-    <w:p>
-      <w:pPr>
-        <w:pStyle w:val="Standard"/>
-      </w:pPr>
-    </w:p>
-    <w:p>
-      <w:pPr>
-        <w:pStyle w:val="Standard"/>
-      </w:pPr>
-      <w:r>
-        <w:t>Given n-1 weeks, each period will see n-1 different matches, so 2n-2 team instances. Trivially, the constraint n.3 can only be satisfied with at maximum 2n team instances per period. So, out of this complete collection, only two team instances are missing. They can’t be by the same team, because it would mean that that team would have to play n-1 matches in (n/2 - 1) periods, which without break either the constraint n.2 or n.3, since 2*(n/2 - 1) = n-2 &lt; n-1 . This means that each period possesses exactly two teams, thus forth called defective, that only play once during it. Conversely, the constraint n.2 makes it so that each team has only one period it can be defective in.</w:t>
-      </w:r>
-    </w:p>
-    <w:p>
-      <w:pPr>
-        <w:pStyle w:val="Standard"/>
-      </w:pPr>
-    </w:p>
-    <w:p>
-      <w:pPr>
-        <w:pStyle w:val="Standard"/>
-      </w:pPr>
-    </w:p>
-    <w:p>
-      <w:pPr>
-        <w:pStyle w:val="Standard"/>
-      </w:pPr>
-      <w:r>
-        <w:t xml:space="preserve">The solution of the problem and the optimisation of its objective functions are two completely independent tasks, only connected by their shared parameter n. This is because we know a-priori that the schedule will contain all possible matches (as 2 elements subsets of the set of all teams) and the home or away state of a match does not interact with when it will occur (as it would have been, say, if we imposed that no team plays more than k matches in a row </w:t>
+      <w:r>
+        <w:t xml:space="preserve">Result: Every solution has a symmetry group that is isomorphic to $ S_{n/2} \times S_{n-1} \times </w:t>
+      </w:r>
+      <w:proofErr w:type="spellStart"/>
+      <w:r>
+        <w:t>S_n</w:t>
+      </w:r>
+      <w:proofErr w:type="spellEnd"/>
+      <w:r>
+        <w:t>$,</w:t>
+      </w:r>
+    </w:p>
+    <w:p>
+      <w:pPr>
+        <w:pStyle w:val="Standard"/>
+      </w:pPr>
+    </w:p>
+    <w:p>
+      <w:pPr>
+        <w:pStyle w:val="Standard"/>
+      </w:pPr>
+      <w:r>
+        <w:t xml:space="preserve">Every problem solution is invariant through three different operations: the permutation of its rows, the permutation of its columns and the permutation of its team labels. </w:t>
+      </w:r>
+    </w:p>
+    <w:p>
+      <w:pPr>
+        <w:pStyle w:val="Standard"/>
+      </w:pPr>
+      <w:r>
+        <w:t>We can express each of these operation types with the group of permutations</w:t>
+      </w:r>
+      <w:r>
+        <w:t xml:space="preserve"> (Symmetric Group)</w:t>
+      </w:r>
+      <w:r>
+        <w:t xml:space="preserve"> of a set of size, respectively, n//2, n-1 and n.</w:t>
+      </w:r>
+    </w:p>
+    <w:p>
+      <w:pPr>
+        <w:pStyle w:val="Standard"/>
+      </w:pPr>
+      <w:r>
+        <w:t xml:space="preserve">All of these operations </w:t>
+      </w:r>
+      <w:r>
+        <w:t>commute</w:t>
+      </w:r>
+      <w:r>
+        <w:t xml:space="preserve"> with each other, in a group theory sense, but not with themselves. Since rows and column permutations can be expressed via, respectively, right </w:t>
       </w:r>
       <w:r>
         <w:lastRenderedPageBreak/>
-        <w:t>at home). This also means that, with a fixed n, once that an optimally balanced home/away match spread is obtained, it can be overlayed on any solution with no additional computation, making it optimal. Conversely, the construction of the problem solution has no bearing on optimality and all solutions have the chance to become optimal.</w:t>
-      </w:r>
+        <w:t xml:space="preserve">and left matrix multiplication with elemental swap matrices, this follows naturally from the associativity of matrix products. Then, since all permutations can be decomposed into compositions of transpositions, the fact that label permuting and row/column permuting commute can be proved manually for simple transpositions and it will ripple to every </w:t>
+      </w:r>
+      <w:r>
+        <w:t>element of their respective group</w:t>
+      </w:r>
+      <w:r>
+        <w:t>.</w:t>
+      </w:r>
+    </w:p>
+    <w:p>
+      <w:pPr>
+        <w:pStyle w:val="Standard"/>
+      </w:pPr>
+      <w:r>
+        <w:t xml:space="preserve">Indicating with </w:t>
+      </w:r>
+      <w:proofErr w:type="spellStart"/>
+      <w:r>
+        <w:t>S_k</w:t>
+      </w:r>
+      <w:proofErr w:type="spellEnd"/>
+      <w:r>
+        <w:t xml:space="preserve"> the Symmetric Group of order k, this makes it so that the group of invariance operations for a single solution is isomorphic to $ S_{n/2} \times S_{n-1} \times </w:t>
+      </w:r>
+      <w:proofErr w:type="spellStart"/>
+      <w:r>
+        <w:t>S_n</w:t>
+      </w:r>
+      <w:proofErr w:type="spellEnd"/>
+      <w:r>
+        <w:t xml:space="preserve">$, the direct product of the groups responsible for each permutation type. </w:t>
+      </w:r>
+    </w:p>
+    <w:p>
+      <w:pPr>
+        <w:pStyle w:val="Standard"/>
+      </w:pPr>
+      <w:r>
+        <w:t xml:space="preserve">The group has cardinality </w:t>
+      </w:r>
+      <w:proofErr w:type="gramStart"/>
+      <w:r>
+        <w:t>n!*</w:t>
+      </w:r>
+      <w:proofErr w:type="gramEnd"/>
+      <w:r>
+        <w:t>(n/2</w:t>
+      </w:r>
+      <w:proofErr w:type="gramStart"/>
+      <w:r>
+        <w:t>)!*</w:t>
+      </w:r>
+      <w:proofErr w:type="gramEnd"/>
+      <w:r>
+        <w:t>(n-1</w:t>
+      </w:r>
+      <w:proofErr w:type="gramStart"/>
+      <w:r>
+        <w:t>)!.</w:t>
+      </w:r>
+      <w:proofErr w:type="gramEnd"/>
+      <w:r>
+        <w:t xml:space="preserve"> This already large number would then have to be multiplied by 2^(n^2-n) if we hadn’t split </w:t>
+      </w:r>
+      <w:r>
+        <w:t>the</w:t>
+      </w:r>
+      <w:r>
+        <w:t xml:space="preserve"> solution and optimization components of problem solving (if we considered each match as an ordered pair rather than a </w:t>
+      </w:r>
+      <w:proofErr w:type="gramStart"/>
+      <w:r>
+        <w:t>two element</w:t>
+      </w:r>
+      <w:proofErr w:type="gramEnd"/>
+      <w:r>
+        <w:t xml:space="preserve"> set). </w:t>
+      </w:r>
+    </w:p>
+    <w:p>
+      <w:pPr>
+        <w:pStyle w:val="Standard"/>
+      </w:pPr>
+      <w:r>
+        <w:t xml:space="preserve">This means, in the space of all possible team assignment of cardinality n^2(n^2-n), that each solution class has </w:t>
+      </w:r>
+      <w:proofErr w:type="gramStart"/>
+      <w:r>
+        <w:t>n!*</w:t>
+      </w:r>
+      <w:proofErr w:type="gramEnd"/>
+      <w:r>
+        <w:t>(n/2</w:t>
+      </w:r>
+      <w:proofErr w:type="gramStart"/>
+      <w:r>
+        <w:t>)!*</w:t>
+      </w:r>
+      <w:proofErr w:type="gramEnd"/>
+      <w:r>
+        <w:t>(n-1)! representatives: the goal of our symmetry breaking will be to elect a smaller subset of canonical representatives. This will cut down our search space immensely, by only considering these instead of all possible matrices.</w:t>
+      </w:r>
+    </w:p>
+    <w:p>
+      <w:pPr>
+        <w:pStyle w:val="Standard"/>
+      </w:pPr>
+    </w:p>
+    <w:p>
+      <w:pPr>
+        <w:pStyle w:val="Standard"/>
+      </w:pPr>
+      <w:r>
+        <w:t>We will do it constructively, by imposing no further constraints on a generic solution matrix.</w:t>
+      </w:r>
+    </w:p>
+    <w:p>
+      <w:pPr>
+        <w:pStyle w:val="Standard"/>
+      </w:pPr>
+      <w:r>
+        <w:t>But we’ll need an introductory lemma.</w:t>
+      </w:r>
+    </w:p>
+    <w:p>
+      <w:pPr>
+        <w:pStyle w:val="Standard"/>
+      </w:pPr>
+    </w:p>
+    <w:p>
+      <w:pPr>
+        <w:pStyle w:val="Standard"/>
+      </w:pPr>
+      <w:r>
+        <w:t>Lemma: There exists a function from teams to periods such that all periods has exactly two teams mapped to it. This represents which period the input team will play only once.</w:t>
+      </w:r>
+    </w:p>
+    <w:p>
+      <w:pPr>
+        <w:pStyle w:val="Standard"/>
+      </w:pPr>
+    </w:p>
+    <w:p>
+      <w:pPr>
+        <w:pStyle w:val="Standard"/>
+      </w:pPr>
+      <w:r>
+        <w:t>Given n-1 weeks, each period will see n-1 different matches, so 2n-2 team instances. Trivially, the constraint n.3 can only be satisfied with at maximum 2n team instances per period. So, out of this complete collection, only two team instances are missing. They can’t be by the same team, because it would mean that that team would have to play n-1 matches in (n/2 - 1) periods, which without break either the constraint n.2 or n.3, since 2*(n/2 - 1) = n-2 &lt; n-</w:t>
+      </w:r>
+      <w:proofErr w:type="gramStart"/>
+      <w:r>
+        <w:t>1 .</w:t>
+      </w:r>
+      <w:proofErr w:type="gramEnd"/>
+      <w:r>
+        <w:t xml:space="preserve"> This means that each period possesses exactly two teams, thus forth called defective, that only play once during it. Conversely, the constraint n.2 makes it so that each team has only one period it can be defective in.</w:t>
+      </w:r>
+    </w:p>
+    <w:p>
+      <w:pPr>
+        <w:pStyle w:val="Standard"/>
+      </w:pPr>
+    </w:p>
+    <w:p>
+      <w:pPr>
+        <w:pStyle w:val="Standard"/>
+      </w:pPr>
+    </w:p>
+    <w:p>
+      <w:pPr>
+        <w:pStyle w:val="Standard"/>
+      </w:pPr>
+      <w:r>
+        <w:t xml:space="preserve">Result: </w:t>
+      </w:r>
+      <w:r>
+        <w:t xml:space="preserve">From the </w:t>
+      </w:r>
+      <w:proofErr w:type="gramStart"/>
+      <w:r>
+        <w:t>n!*</w:t>
+      </w:r>
+      <w:proofErr w:type="gramEnd"/>
+      <w:r>
+        <w:t>(n/2</w:t>
+      </w:r>
+      <w:proofErr w:type="gramStart"/>
+      <w:r>
+        <w:t>)!*</w:t>
+      </w:r>
+      <w:proofErr w:type="gramEnd"/>
+      <w:r>
+        <w:t>(n-1)! different representations of a solution matrix it is possible to extract 2^(n/</w:t>
+      </w:r>
+      <w:proofErr w:type="gramStart"/>
+      <w:r>
+        <w:t>2)*</w:t>
+      </w:r>
+      <w:proofErr w:type="gramEnd"/>
+      <w:r>
+        <w:t>(n/2)!</w:t>
+      </w:r>
+      <w:r>
+        <w:t xml:space="preserve"> </w:t>
+      </w:r>
+      <w:r>
+        <w:t>representatives.</w:t>
+      </w:r>
+    </w:p>
+    <w:p>
+      <w:pPr>
+        <w:pStyle w:val="Standard"/>
+      </w:pPr>
+    </w:p>
+    <w:p>
+      <w:pPr>
+        <w:pStyle w:val="Standard"/>
+      </w:pPr>
+      <w:r>
+        <w:t>[Imagine that in the beginning the teams are each represented by a different symbol, with no order. Team labelling is assigning a total order to the symbols, that is being able to map them natural numbers onto them monotonically.]</w:t>
+      </w:r>
+    </w:p>
+    <w:p>
+      <w:pPr>
+        <w:pStyle w:val="Standard"/>
+      </w:pPr>
+      <w:r>
+        <w:t xml:space="preserve">Out of all teams, we designate one the have the label 1. This implies n possible choices. </w:t>
+      </w:r>
+      <w:r>
+        <w:t>Using the lemma, Team 1 will have exactly one period in which it is defective, and within this exactly one match in which it plays. Singling out the week in which this occurs, we want to assign all other labels such that team 2k and 2k+1 play each other during that week. Team 1 will play team 2, and we want to assign a team 3 such that it will play team 4 and so on.</w:t>
+      </w:r>
+    </w:p>
+    <w:p>
+      <w:pPr>
+        <w:pStyle w:val="Standard"/>
+      </w:pPr>
+      <w:r>
+        <w:t xml:space="preserve">This implies (n/2)! choices in mapping each match happening that week with a different value of k and another 2^(n/2) in choosing which of the two teams playing each other in each match gets the slightly bigger label. Once this is done, there is exactly one way to order the rows such that in the week we’re examining </w:t>
+      </w:r>
+      <w:r>
+        <w:t xml:space="preserve">they appear as </w:t>
+      </w:r>
+    </w:p>
+    <w:p>
+      <w:pPr>
+        <w:pStyle w:val="Standard"/>
+        <w:rPr>
+          <w:u w:val="single"/>
+        </w:rPr>
+      </w:pPr>
+      <w:r>
+        <w:lastRenderedPageBreak/>
+        <w:t>[1,2</w:t>
+      </w:r>
+    </w:p>
+    <w:p>
+      <w:pPr>
+        <w:pStyle w:val="Standard"/>
+      </w:pPr>
+      <w:r>
+        <w:t>3,4</w:t>
+      </w:r>
+    </w:p>
+    <w:p>
+      <w:pPr>
+        <w:pStyle w:val="Standard"/>
+      </w:pPr>
+      <w:r>
+        <w:t>…]</w:t>
+      </w:r>
+    </w:p>
+    <w:p>
+      <w:pPr>
+        <w:pStyle w:val="Standard"/>
+      </w:pPr>
+      <w:r>
+        <w:t>Once the rows are ordered, we can similarly induce a total order in the columns. The columns in which the teams 1 plays the earliest will come before the ones in which it plays later. Ties will be resolved with the order of the team 1 is against.</w:t>
+      </w:r>
+    </w:p>
+    <w:p>
+      <w:pPr>
+        <w:pStyle w:val="Standard"/>
+      </w:pPr>
+      <w:r>
+        <w:t>Thus, we can reduce any solution matrix in canonical form via only 2^(n/</w:t>
+      </w:r>
+      <w:proofErr w:type="gramStart"/>
+      <w:r>
+        <w:t>2)*</w:t>
+      </w:r>
+      <w:proofErr w:type="gramEnd"/>
+      <w:r>
+        <w:t>(n/2)! choices.</w:t>
+      </w:r>
+      <w:r>
+        <w:br/>
+      </w:r>
+    </w:p>
+    <w:p>
+      <w:pPr>
+        <w:widowControl w:val="0"/>
+        <w:rPr>
+          <w:u w:val="single"/>
+        </w:rPr>
+      </w:pPr>
+      <w:r>
+        <w:br w:type="page"/>
+      </w:r>
+    </w:p>
+    <w:p>
+      <w:pPr>
+        <w:pStyle w:val="Standard"/>
+        <w:rPr>
+          <w:u w:val="single"/>
+        </w:rPr>
+      </w:pPr>
+      <w:r>
+        <w:rPr>
+          <w:u w:val="single"/>
+        </w:rPr>
+        <w:lastRenderedPageBreak/>
+        <w:t>---</w:t>
+      </w:r>
+    </w:p>
+    <w:p>
+      <w:pPr>
+        <w:pStyle w:val="Standard"/>
+        <w:rPr>
+          <w:u w:val="single"/>
+        </w:rPr>
+      </w:pPr>
+    </w:p>
+    <w:p>
+      <w:pPr>
+        <w:pStyle w:val="Standard"/>
+        <w:rPr>
+          <w:u w:val="single"/>
+        </w:rPr>
+      </w:pPr>
+      <w:r>
+        <w:rPr>
+          <w:u w:val="single"/>
+        </w:rPr>
+        <w:t>### 2.1 Decision Variables</w:t>
+      </w:r>
+    </w:p>
+    <w:p>
+      <w:pPr>
+        <w:pStyle w:val="Standard"/>
+        <w:rPr>
+          <w:u w:val="single"/>
+        </w:rPr>
+      </w:pPr>
+    </w:p>
+    <w:p>
+      <w:pPr>
+        <w:pStyle w:val="Standard"/>
+        <w:rPr>
+          <w:u w:val="single"/>
+        </w:rPr>
+      </w:pPr>
+      <w:r>
+        <w:rPr>
+          <w:u w:val="single"/>
+        </w:rPr>
+        <w:t>Let $n$ be the number of teams (even</w:t>
+      </w:r>
+      <w:proofErr w:type="gramStart"/>
+      <w:r>
+        <w:rPr>
+          <w:u w:val="single"/>
+        </w:rPr>
+        <w:t>), and</w:t>
+      </w:r>
+      <w:proofErr w:type="gramEnd"/>
+      <w:r>
+        <w:rPr>
+          <w:u w:val="single"/>
+        </w:rPr>
+        <w:t xml:space="preserve"> define the set of matches $M$ as the $\</w:t>
+      </w:r>
+      <w:proofErr w:type="spellStart"/>
+      <w:r>
+        <w:rPr>
+          <w:u w:val="single"/>
+        </w:rPr>
+        <w:t>binom</w:t>
+      </w:r>
+      <w:proofErr w:type="spellEnd"/>
+      <w:r>
+        <w:rPr>
+          <w:u w:val="single"/>
+        </w:rPr>
+        <w:t>{n}{</w:t>
+      </w:r>
+      <w:proofErr w:type="gramStart"/>
+      <w:r>
+        <w:rPr>
+          <w:u w:val="single"/>
+        </w:rPr>
+        <w:t>2}$</w:t>
+      </w:r>
+      <w:proofErr w:type="gramEnd"/>
+      <w:r>
+        <w:rPr>
+          <w:u w:val="single"/>
+        </w:rPr>
+        <w:t xml:space="preserve"> unordered pairs of distinct teams. The tournament spans $W = n-1$ weeks, each consisting of $P = n/2$ periods. We define:</w:t>
+      </w:r>
+    </w:p>
+    <w:p>
+      <w:pPr>
+        <w:pStyle w:val="Standard"/>
+        <w:rPr>
+          <w:u w:val="single"/>
+        </w:rPr>
+      </w:pPr>
+    </w:p>
+    <w:p>
+      <w:pPr>
+        <w:pStyle w:val="Standard"/>
+        <w:rPr>
+          <w:u w:val="single"/>
+        </w:rPr>
+      </w:pPr>
+      <w:r>
+        <w:rPr>
+          <w:u w:val="single"/>
+        </w:rPr>
+        <w:t>* $\</w:t>
+      </w:r>
+      <w:proofErr w:type="spellStart"/>
+      <w:r>
+        <w:rPr>
+          <w:u w:val="single"/>
+        </w:rPr>
+        <w:t>mathit</w:t>
+      </w:r>
+      <w:proofErr w:type="spellEnd"/>
+      <w:r>
+        <w:rPr>
+          <w:u w:val="single"/>
+        </w:rPr>
+        <w:t>{match\_</w:t>
+      </w:r>
+      <w:proofErr w:type="gramStart"/>
+      <w:r>
+        <w:rPr>
+          <w:u w:val="single"/>
+        </w:rPr>
+        <w:t>vars}[</w:t>
+      </w:r>
+      <w:proofErr w:type="gramEnd"/>
+      <w:r>
+        <w:rPr>
+          <w:u w:val="single"/>
+        </w:rPr>
+        <w:t xml:space="preserve">w, p] \in </w:t>
+      </w:r>
+      <w:proofErr w:type="gramStart"/>
+      <w:r>
+        <w:rPr>
+          <w:u w:val="single"/>
+        </w:rPr>
+        <w:t>\{</w:t>
+      </w:r>
+      <w:proofErr w:type="gramEnd"/>
+      <w:r>
+        <w:rPr>
+          <w:u w:val="single"/>
+        </w:rPr>
+        <w:t>1, \dots, n^2 - n</w:t>
+      </w:r>
+      <w:proofErr w:type="gramStart"/>
+      <w:r>
+        <w:rPr>
+          <w:u w:val="single"/>
+        </w:rPr>
+        <w:t>\}$</w:t>
+      </w:r>
+      <w:proofErr w:type="gramEnd"/>
+      <w:r>
+        <w:rPr>
+          <w:u w:val="single"/>
+        </w:rPr>
+        <w:t xml:space="preserve">: a unique identifier for the match scheduled in week $w \in </w:t>
+      </w:r>
+      <w:proofErr w:type="gramStart"/>
+      <w:r>
+        <w:rPr>
+          <w:u w:val="single"/>
+        </w:rPr>
+        <w:t>\{</w:t>
+      </w:r>
+      <w:proofErr w:type="gramEnd"/>
+      <w:r>
+        <w:rPr>
+          <w:u w:val="single"/>
+        </w:rPr>
+        <w:t>1, \dots, W</w:t>
+      </w:r>
+      <w:proofErr w:type="gramStart"/>
+      <w:r>
+        <w:rPr>
+          <w:u w:val="single"/>
+        </w:rPr>
+        <w:t>\}$</w:t>
+      </w:r>
+      <w:proofErr w:type="gramEnd"/>
+      <w:r>
+        <w:rPr>
+          <w:u w:val="single"/>
+        </w:rPr>
+        <w:t xml:space="preserve">, period $p \in </w:t>
+      </w:r>
+      <w:proofErr w:type="gramStart"/>
+      <w:r>
+        <w:rPr>
+          <w:u w:val="single"/>
+        </w:rPr>
+        <w:t>\{</w:t>
+      </w:r>
+      <w:proofErr w:type="gramEnd"/>
+      <w:r>
+        <w:rPr>
+          <w:u w:val="single"/>
+        </w:rPr>
+        <w:t>1, \dots, P</w:t>
+      </w:r>
+      <w:proofErr w:type="gramStart"/>
+      <w:r>
+        <w:rPr>
+          <w:u w:val="single"/>
+        </w:rPr>
+        <w:t>\}$</w:t>
+      </w:r>
+      <w:proofErr w:type="gramEnd"/>
+      <w:r>
+        <w:rPr>
+          <w:u w:val="single"/>
+        </w:rPr>
+        <w:t>.</w:t>
+      </w:r>
+    </w:p>
+    <w:p>
+      <w:pPr>
+        <w:pStyle w:val="Standard"/>
+        <w:rPr>
+          <w:u w:val="single"/>
+        </w:rPr>
+      </w:pPr>
+      <w:r>
+        <w:rPr>
+          <w:u w:val="single"/>
+        </w:rPr>
+        <w:t>* $</w:t>
+      </w:r>
+      <w:proofErr w:type="gramStart"/>
+      <w:r>
+        <w:rPr>
+          <w:u w:val="single"/>
+        </w:rPr>
+        <w:t>x[</w:t>
+      </w:r>
+      <w:proofErr w:type="gramEnd"/>
+      <w:r>
+        <w:rPr>
+          <w:u w:val="single"/>
+        </w:rPr>
+        <w:t xml:space="preserve">w, p], </w:t>
+      </w:r>
+      <w:proofErr w:type="gramStart"/>
+      <w:r>
+        <w:rPr>
+          <w:u w:val="single"/>
+        </w:rPr>
+        <w:t>y[</w:t>
+      </w:r>
+      <w:proofErr w:type="gramEnd"/>
+      <w:r>
+        <w:rPr>
+          <w:u w:val="single"/>
+        </w:rPr>
+        <w:t xml:space="preserve">w, p] \in </w:t>
+      </w:r>
+      <w:proofErr w:type="gramStart"/>
+      <w:r>
+        <w:rPr>
+          <w:u w:val="single"/>
+        </w:rPr>
+        <w:t>\{</w:t>
+      </w:r>
+      <w:proofErr w:type="gramEnd"/>
+      <w:r>
+        <w:rPr>
+          <w:u w:val="single"/>
+        </w:rPr>
+        <w:t>1, \dots, n</w:t>
+      </w:r>
+      <w:proofErr w:type="gramStart"/>
+      <w:r>
+        <w:rPr>
+          <w:u w:val="single"/>
+        </w:rPr>
+        <w:t>\}$</w:t>
+      </w:r>
+      <w:proofErr w:type="gramEnd"/>
+      <w:r>
+        <w:rPr>
+          <w:u w:val="single"/>
+        </w:rPr>
+        <w:t>: the teams playing in week $w$, period $p$, with the constraint $x[</w:t>
+      </w:r>
+      <w:proofErr w:type="spellStart"/>
+      <w:proofErr w:type="gramStart"/>
+      <w:r>
+        <w:rPr>
+          <w:u w:val="single"/>
+        </w:rPr>
+        <w:t>w,p</w:t>
+      </w:r>
+      <w:proofErr w:type="spellEnd"/>
+      <w:proofErr w:type="gramEnd"/>
+      <w:r>
+        <w:rPr>
+          <w:u w:val="single"/>
+        </w:rPr>
+        <w:t>] &lt; y[</w:t>
+      </w:r>
+      <w:proofErr w:type="spellStart"/>
+      <w:proofErr w:type="gramStart"/>
+      <w:r>
+        <w:rPr>
+          <w:u w:val="single"/>
+        </w:rPr>
+        <w:t>w,p</w:t>
+      </w:r>
+      <w:proofErr w:type="spellEnd"/>
+      <w:proofErr w:type="gramEnd"/>
+      <w:r>
+        <w:rPr>
+          <w:u w:val="single"/>
+        </w:rPr>
+        <w:t>]$ to ensure unique representation of unordered matches.</w:t>
+      </w:r>
+    </w:p>
+    <w:p>
+      <w:pPr>
+        <w:pStyle w:val="Standard"/>
+        <w:rPr>
+          <w:u w:val="single"/>
+        </w:rPr>
+      </w:pPr>
+      <w:r>
+        <w:rPr>
+          <w:u w:val="single"/>
+        </w:rPr>
+        <w:t>* $\</w:t>
+      </w:r>
+      <w:proofErr w:type="spellStart"/>
+      <w:r>
+        <w:rPr>
+          <w:u w:val="single"/>
+        </w:rPr>
+        <w:t>mathit</w:t>
+      </w:r>
+      <w:proofErr w:type="spellEnd"/>
+      <w:r>
+        <w:rPr>
+          <w:u w:val="single"/>
+        </w:rPr>
+        <w:t xml:space="preserve">{swap}[m] \in </w:t>
+      </w:r>
+      <w:proofErr w:type="gramStart"/>
+      <w:r>
+        <w:rPr>
+          <w:u w:val="single"/>
+        </w:rPr>
+        <w:t>\{</w:t>
+      </w:r>
+      <w:proofErr w:type="gramEnd"/>
+      <w:r>
+        <w:rPr>
+          <w:u w:val="single"/>
+        </w:rPr>
+        <w:t>0,1</w:t>
+      </w:r>
+      <w:proofErr w:type="gramStart"/>
+      <w:r>
+        <w:rPr>
+          <w:u w:val="single"/>
+        </w:rPr>
+        <w:t>\}$</w:t>
+      </w:r>
+      <w:proofErr w:type="gramEnd"/>
+      <w:r>
+        <w:rPr>
+          <w:u w:val="single"/>
+        </w:rPr>
+        <w:t>: a Boolean array indicating whether the home/away designation of match $m \in M$ is flipped from its lexicographic order (used in the COP model).</w:t>
+      </w:r>
+    </w:p>
+    <w:p>
+      <w:pPr>
+        <w:pStyle w:val="Standard"/>
+        <w:rPr>
+          <w:u w:val="single"/>
+        </w:rPr>
+      </w:pPr>
+      <w:r>
+        <w:rPr>
+          <w:u w:val="single"/>
+        </w:rPr>
+        <w:t>* $\</w:t>
+      </w:r>
+      <w:proofErr w:type="spellStart"/>
+      <w:r>
+        <w:rPr>
+          <w:u w:val="single"/>
+        </w:rPr>
+        <w:t>mathit</w:t>
+      </w:r>
+      <w:proofErr w:type="spellEnd"/>
+      <w:r>
+        <w:rPr>
+          <w:u w:val="single"/>
+        </w:rPr>
+        <w:t>{home\_</w:t>
+      </w:r>
+      <w:proofErr w:type="gramStart"/>
+      <w:r>
+        <w:rPr>
+          <w:u w:val="single"/>
+        </w:rPr>
+        <w:t>count}[</w:t>
+      </w:r>
+      <w:proofErr w:type="gramEnd"/>
+      <w:r>
+        <w:rPr>
+          <w:u w:val="single"/>
+        </w:rPr>
+        <w:t xml:space="preserve">t] \in </w:t>
+      </w:r>
+      <w:proofErr w:type="gramStart"/>
+      <w:r>
+        <w:rPr>
+          <w:u w:val="single"/>
+        </w:rPr>
+        <w:t>\{</w:t>
+      </w:r>
+      <w:proofErr w:type="gramEnd"/>
+      <w:r>
+        <w:rPr>
+          <w:u w:val="single"/>
+        </w:rPr>
+        <w:t>1, \dots, n</w:t>
+      </w:r>
+      <w:r>
+        <w:rPr>
+          <w:u w:val="single"/>
+        </w:rPr>
+        <w:t>-1</w:t>
+      </w:r>
+      <w:proofErr w:type="gramStart"/>
+      <w:r>
+        <w:rPr>
+          <w:u w:val="single"/>
+        </w:rPr>
+        <w:t>\}$</w:t>
+      </w:r>
+      <w:proofErr w:type="gramEnd"/>
+      <w:r>
+        <w:rPr>
+          <w:u w:val="single"/>
+        </w:rPr>
+        <w:t>: the total number of home games played by team $t$.</w:t>
+      </w:r>
+    </w:p>
+    <w:p>
+      <w:pPr>
+        <w:pStyle w:val="Standard"/>
+        <w:rPr>
+          <w:u w:val="single"/>
+        </w:rPr>
+      </w:pPr>
+      <w:r>
+        <w:rPr>
+          <w:u w:val="single"/>
+        </w:rPr>
+        <w:t>* $\</w:t>
+      </w:r>
+      <w:proofErr w:type="spellStart"/>
+      <w:r>
+        <w:rPr>
+          <w:u w:val="single"/>
+        </w:rPr>
+        <w:t>mathit</w:t>
+      </w:r>
+      <w:proofErr w:type="spellEnd"/>
+      <w:r>
+        <w:rPr>
+          <w:u w:val="single"/>
+        </w:rPr>
+        <w:t xml:space="preserve">{imbalance}[t] \in </w:t>
+      </w:r>
+      <w:proofErr w:type="gramStart"/>
+      <w:r>
+        <w:rPr>
+          <w:u w:val="single"/>
+        </w:rPr>
+        <w:t>\{</w:t>
+      </w:r>
+      <w:proofErr w:type="gramEnd"/>
+      <w:r>
+        <w:rPr>
+          <w:u w:val="single"/>
+        </w:rPr>
+        <w:t>0</w:t>
+      </w:r>
+      <w:r>
+        <w:rPr>
+          <w:u w:val="single"/>
+        </w:rPr>
+        <w:t>, \dots, n</w:t>
+      </w:r>
+      <w:r>
+        <w:rPr>
+          <w:u w:val="single"/>
+        </w:rPr>
+        <w:t>-2</w:t>
+      </w:r>
+      <w:proofErr w:type="gramStart"/>
+      <w:r>
+        <w:rPr>
+          <w:u w:val="single"/>
+        </w:rPr>
+        <w:t>\}$</w:t>
+      </w:r>
+      <w:proofErr w:type="gramEnd"/>
+      <w:r>
+        <w:rPr>
+          <w:u w:val="single"/>
+        </w:rPr>
+        <w:t>: the absolute deviation from the ideal home/away balance for team $t$.</w:t>
+      </w:r>
+    </w:p>
+    <w:p>
+      <w:pPr>
+        <w:pStyle w:val="Standard"/>
+        <w:rPr>
+          <w:u w:val="single"/>
+        </w:rPr>
+      </w:pPr>
+    </w:p>
+    <w:p>
+      <w:pPr>
+        <w:pStyle w:val="Standard"/>
+        <w:rPr>
+          <w:u w:val="single"/>
+        </w:rPr>
+      </w:pPr>
+      <w:r>
+        <w:rPr>
+          <w:u w:val="single"/>
+        </w:rPr>
+        <w:t>---</w:t>
+      </w:r>
+    </w:p>
+    <w:p>
+      <w:pPr>
+        <w:pStyle w:val="Standard"/>
+        <w:rPr>
+          <w:u w:val="single"/>
+        </w:rPr>
+      </w:pPr>
+    </w:p>
+    <w:p>
+      <w:pPr>
+        <w:pStyle w:val="Standard"/>
+        <w:rPr>
+          <w:u w:val="single"/>
+        </w:rPr>
+      </w:pPr>
+      <w:r>
+        <w:rPr>
+          <w:u w:val="single"/>
+        </w:rPr>
+        <w:t>## 2.3 Constraints</w:t>
+      </w:r>
+    </w:p>
+    <w:p>
+      <w:pPr>
+        <w:pStyle w:val="Standard"/>
+        <w:rPr>
+          <w:u w:val="single"/>
+        </w:rPr>
+      </w:pPr>
+    </w:p>
+    <w:p>
+      <w:pPr>
+        <w:pStyle w:val="Standard"/>
+        <w:rPr>
+          <w:u w:val="single"/>
+        </w:rPr>
+      </w:pPr>
+      <w:r>
+        <w:rPr>
+          <w:u w:val="single"/>
+        </w:rPr>
+        <w:t>We enforce the correctness of the schedule through the following constraints:</w:t>
+      </w:r>
+    </w:p>
+    <w:p>
+      <w:pPr>
+        <w:pStyle w:val="Standard"/>
+        <w:rPr>
+          <w:u w:val="single"/>
+        </w:rPr>
+      </w:pPr>
+    </w:p>
+    <w:p>
+      <w:pPr>
+        <w:pStyle w:val="Standard"/>
+        <w:rPr>
+          <w:u w:val="single"/>
+        </w:rPr>
+      </w:pPr>
+      <w:r>
+        <w:rPr>
+          <w:u w:val="single"/>
+        </w:rPr>
+        <w:t>### Match Uniqueness</w:t>
+      </w:r>
+    </w:p>
+    <w:p>
+      <w:pPr>
+        <w:pStyle w:val="Standard"/>
+        <w:rPr>
+          <w:u w:val="single"/>
+        </w:rPr>
+      </w:pPr>
+    </w:p>
+    <w:p>
+      <w:pPr>
+        <w:pStyle w:val="Standard"/>
+        <w:rPr>
+          <w:u w:val="single"/>
+        </w:rPr>
+      </w:pPr>
+      <w:r>
+        <w:rPr>
+          <w:u w:val="single"/>
+        </w:rPr>
+        <w:t>Let $M = \</w:t>
+      </w:r>
+      <w:proofErr w:type="spellStart"/>
+      <w:r>
+        <w:rPr>
+          <w:u w:val="single"/>
+        </w:rPr>
+        <w:t>binom</w:t>
+      </w:r>
+      <w:proofErr w:type="spellEnd"/>
+      <w:r>
+        <w:rPr>
+          <w:u w:val="single"/>
+        </w:rPr>
+        <w:t>{n}{</w:t>
+      </w:r>
+      <w:proofErr w:type="gramStart"/>
+      <w:r>
+        <w:rPr>
+          <w:u w:val="single"/>
+        </w:rPr>
+        <w:t>2}$</w:t>
+      </w:r>
+      <w:proofErr w:type="gramEnd"/>
+      <w:r>
+        <w:rPr>
+          <w:u w:val="single"/>
+        </w:rPr>
+        <w:t xml:space="preserve"> be the set of all unordered matches over $n$ teams. The constraint</w:t>
+      </w:r>
+    </w:p>
+    <w:p>
+      <w:pPr>
+        <w:pStyle w:val="Standard"/>
+        <w:rPr>
+          <w:u w:val="single"/>
+        </w:rPr>
+      </w:pPr>
+    </w:p>
+    <w:p>
+      <w:pPr>
+        <w:pStyle w:val="Standard"/>
+        <w:rPr>
+          <w:u w:val="single"/>
+        </w:rPr>
+      </w:pPr>
+      <w:r>
+        <w:rPr>
+          <w:u w:val="single"/>
+        </w:rPr>
+        <w:t>$$</w:t>
+      </w:r>
+    </w:p>
+    <w:p>
+      <w:pPr>
+        <w:pStyle w:val="Standard"/>
+        <w:rPr>
+          <w:u w:val="single"/>
+        </w:rPr>
+      </w:pPr>
+      <w:r>
+        <w:rPr>
+          <w:u w:val="single"/>
+        </w:rPr>
+        <w:t>\</w:t>
+      </w:r>
+      <w:proofErr w:type="gramStart"/>
+      <w:r>
+        <w:rPr>
+          <w:u w:val="single"/>
+        </w:rPr>
+        <w:t>text</w:t>
+      </w:r>
+      <w:proofErr w:type="gramEnd"/>
+      <w:r>
+        <w:rPr>
+          <w:u w:val="single"/>
+        </w:rPr>
+        <w:t>{</w:t>
+      </w:r>
+      <w:proofErr w:type="spellStart"/>
+      <w:r>
+        <w:rPr>
+          <w:u w:val="single"/>
+        </w:rPr>
+        <w:t>allDifferent</w:t>
+      </w:r>
+      <w:proofErr w:type="spellEnd"/>
+      <w:r>
+        <w:rPr>
+          <w:u w:val="single"/>
+        </w:rPr>
+        <w:t>}(\</w:t>
+      </w:r>
+      <w:proofErr w:type="spellStart"/>
+      <w:r>
+        <w:rPr>
+          <w:u w:val="single"/>
+        </w:rPr>
+        <w:t>mathit</w:t>
+      </w:r>
+      <w:proofErr w:type="spellEnd"/>
+      <w:r>
+        <w:rPr>
+          <w:u w:val="single"/>
+        </w:rPr>
+        <w:t>{match\_vars})</w:t>
+      </w:r>
+    </w:p>
+    <w:p>
+      <w:pPr>
+        <w:pStyle w:val="Standard"/>
+        <w:rPr>
+          <w:u w:val="single"/>
+        </w:rPr>
+      </w:pPr>
+      <w:r>
+        <w:rPr>
+          <w:u w:val="single"/>
+        </w:rPr>
+        <w:t>$$</w:t>
+      </w:r>
+    </w:p>
+    <w:p>
+      <w:pPr>
+        <w:pStyle w:val="Standard"/>
+        <w:rPr>
+          <w:u w:val="single"/>
+        </w:rPr>
+      </w:pPr>
+    </w:p>
+    <w:p>
+      <w:pPr>
+        <w:pStyle w:val="Standard"/>
+        <w:rPr>
+          <w:u w:val="single"/>
+        </w:rPr>
+      </w:pPr>
+      <w:r>
+        <w:rPr>
+          <w:u w:val="single"/>
+        </w:rPr>
+        <w:t>ensures that each match is scheduled exactly once. Since there are $P \</w:t>
+      </w:r>
+      <w:proofErr w:type="spellStart"/>
+      <w:r>
+        <w:rPr>
+          <w:u w:val="single"/>
+        </w:rPr>
+        <w:t>cdot</w:t>
+      </w:r>
+      <w:proofErr w:type="spellEnd"/>
+      <w:r>
+        <w:rPr>
+          <w:u w:val="single"/>
+        </w:rPr>
+        <w:t xml:space="preserve"> W = \frac{n(n-1)}{</w:t>
+      </w:r>
+      <w:proofErr w:type="gramStart"/>
+      <w:r>
+        <w:rPr>
+          <w:u w:val="single"/>
+        </w:rPr>
+        <w:t>2}$</w:t>
+      </w:r>
+      <w:proofErr w:type="gramEnd"/>
+      <w:r>
+        <w:rPr>
+          <w:u w:val="single"/>
+        </w:rPr>
+        <w:t xml:space="preserve"> total slots, this suffices to cover all required matches.</w:t>
+      </w:r>
+    </w:p>
+    <w:p>
+      <w:pPr>
+        <w:pStyle w:val="Standard"/>
+        <w:rPr>
+          <w:u w:val="single"/>
+        </w:rPr>
+      </w:pPr>
+    </w:p>
+    <w:p>
+      <w:pPr>
+        <w:pStyle w:val="Standard"/>
+        <w:rPr>
+          <w:u w:val="single"/>
+        </w:rPr>
+      </w:pPr>
+      <w:r>
+        <w:rPr>
+          <w:u w:val="single"/>
+        </w:rPr>
+        <w:t>### Weekly Team Participation</w:t>
+      </w:r>
+    </w:p>
+    <w:p>
+      <w:pPr>
+        <w:pStyle w:val="Standard"/>
+        <w:rPr>
+          <w:u w:val="single"/>
+        </w:rPr>
+      </w:pPr>
+    </w:p>
+    <w:p>
+      <w:pPr>
+        <w:pStyle w:val="Standard"/>
+        <w:rPr>
+          <w:u w:val="single"/>
+        </w:rPr>
+      </w:pPr>
+      <w:r>
+        <w:rPr>
+          <w:u w:val="single"/>
+        </w:rPr>
+        <w:t>Each team must play **exactly once per week**:</w:t>
+      </w:r>
+    </w:p>
+    <w:p>
+      <w:pPr>
+        <w:pStyle w:val="Standard"/>
+        <w:rPr>
+          <w:u w:val="single"/>
+        </w:rPr>
+      </w:pPr>
+    </w:p>
+    <w:p>
+      <w:pPr>
+        <w:pStyle w:val="Standard"/>
+        <w:rPr>
+          <w:u w:val="single"/>
+        </w:rPr>
+      </w:pPr>
+      <w:r>
+        <w:rPr>
+          <w:u w:val="single"/>
+        </w:rPr>
+        <w:t>$$</w:t>
+      </w:r>
+    </w:p>
+    <w:p>
+      <w:pPr>
+        <w:pStyle w:val="Standard"/>
+        <w:rPr>
+          <w:u w:val="single"/>
+        </w:rPr>
+      </w:pPr>
+      <w:r>
+        <w:rPr>
+          <w:u w:val="single"/>
+        </w:rPr>
+        <w:t>\</w:t>
+      </w:r>
+      <w:proofErr w:type="spellStart"/>
+      <w:proofErr w:type="gramStart"/>
+      <w:r>
+        <w:rPr>
+          <w:u w:val="single"/>
+        </w:rPr>
+        <w:t>forall</w:t>
+      </w:r>
+      <w:proofErr w:type="spellEnd"/>
+      <w:proofErr w:type="gramEnd"/>
+      <w:r>
+        <w:rPr>
+          <w:u w:val="single"/>
+        </w:rPr>
+        <w:t xml:space="preserve"> t \in [n</w:t>
+      </w:r>
+      <w:proofErr w:type="gramStart"/>
+      <w:r>
+        <w:rPr>
+          <w:u w:val="single"/>
+        </w:rPr>
+        <w:t>],\</w:t>
+      </w:r>
+      <w:proofErr w:type="gramEnd"/>
+      <w:r>
+        <w:rPr>
+          <w:u w:val="single"/>
+        </w:rPr>
+        <w:t>, \</w:t>
+      </w:r>
+      <w:proofErr w:type="spellStart"/>
+      <w:r>
+        <w:rPr>
+          <w:u w:val="single"/>
+        </w:rPr>
+        <w:t>forall</w:t>
+      </w:r>
+      <w:proofErr w:type="spellEnd"/>
+      <w:r>
+        <w:rPr>
+          <w:u w:val="single"/>
+        </w:rPr>
+        <w:t xml:space="preserve"> w \in [W]: \quad \sum_{p=</w:t>
+      </w:r>
+      <w:proofErr w:type="gramStart"/>
+      <w:r>
+        <w:rPr>
+          <w:u w:val="single"/>
+        </w:rPr>
+        <w:t>1}^</w:t>
+      </w:r>
+      <w:proofErr w:type="gramEnd"/>
+      <w:r>
+        <w:rPr>
+          <w:u w:val="single"/>
+        </w:rPr>
+        <w:t>P \</w:t>
+      </w:r>
+      <w:proofErr w:type="gramStart"/>
+      <w:r>
+        <w:rPr>
+          <w:u w:val="single"/>
+        </w:rPr>
+        <w:t>left( [</w:t>
+      </w:r>
+      <w:proofErr w:type="gramEnd"/>
+      <w:r>
+        <w:rPr>
+          <w:u w:val="single"/>
+        </w:rPr>
+        <w:t>x[</w:t>
+      </w:r>
+      <w:proofErr w:type="spellStart"/>
+      <w:proofErr w:type="gramStart"/>
+      <w:r>
+        <w:rPr>
+          <w:u w:val="single"/>
+        </w:rPr>
+        <w:t>p,w</w:t>
+      </w:r>
+      <w:proofErr w:type="spellEnd"/>
+      <w:proofErr w:type="gramEnd"/>
+      <w:r>
+        <w:rPr>
+          <w:u w:val="single"/>
+        </w:rPr>
+        <w:t>] = t] + [y[</w:t>
+      </w:r>
+      <w:proofErr w:type="spellStart"/>
+      <w:proofErr w:type="gramStart"/>
+      <w:r>
+        <w:rPr>
+          <w:u w:val="single"/>
+        </w:rPr>
+        <w:t>p,w</w:t>
+      </w:r>
+      <w:proofErr w:type="spellEnd"/>
+      <w:proofErr w:type="gramEnd"/>
+      <w:r>
+        <w:rPr>
+          <w:u w:val="single"/>
+        </w:rPr>
+        <w:t>] = t] \right) = 1.</w:t>
+      </w:r>
+    </w:p>
+    <w:p>
+      <w:pPr>
+        <w:pStyle w:val="Standard"/>
+        <w:rPr>
+          <w:u w:val="single"/>
+        </w:rPr>
+      </w:pPr>
+      <w:r>
+        <w:rPr>
+          <w:u w:val="single"/>
+        </w:rPr>
+        <w:t>$$</w:t>
+      </w:r>
+    </w:p>
+    <w:p>
+      <w:pPr>
+        <w:pStyle w:val="Standard"/>
+        <w:rPr>
+          <w:u w:val="single"/>
+        </w:rPr>
+      </w:pPr>
+    </w:p>
+    <w:p>
+      <w:pPr>
+        <w:pStyle w:val="Standard"/>
+        <w:rPr>
+          <w:u w:val="single"/>
+        </w:rPr>
+      </w:pPr>
+      <w:r>
+        <w:rPr>
+          <w:u w:val="single"/>
+        </w:rPr>
+        <w:t>### Period Participation</w:t>
+      </w:r>
+    </w:p>
+    <w:p>
+      <w:pPr>
+        <w:pStyle w:val="Standard"/>
+        <w:rPr>
+          <w:u w:val="single"/>
+        </w:rPr>
+      </w:pPr>
+    </w:p>
+    <w:p>
+      <w:pPr>
+        <w:pStyle w:val="Standard"/>
+        <w:rPr>
+          <w:u w:val="single"/>
+        </w:rPr>
+      </w:pPr>
+      <w:r>
+        <w:rPr>
+          <w:u w:val="single"/>
+        </w:rPr>
+        <w:t>Each team appears in **at most two matches per period** throughout the tournament:</w:t>
+      </w:r>
+    </w:p>
+    <w:p>
+      <w:pPr>
+        <w:pStyle w:val="Standard"/>
+        <w:rPr>
+          <w:u w:val="single"/>
+        </w:rPr>
+      </w:pPr>
+    </w:p>
+    <w:p>
+      <w:pPr>
+        <w:pStyle w:val="Standard"/>
+        <w:rPr>
+          <w:u w:val="single"/>
+        </w:rPr>
+      </w:pPr>
+      <w:r>
+        <w:rPr>
+          <w:u w:val="single"/>
+        </w:rPr>
+        <w:t>$$</w:t>
+      </w:r>
+    </w:p>
+    <w:p>
+      <w:pPr>
+        <w:pStyle w:val="Standard"/>
+        <w:rPr>
+          <w:u w:val="single"/>
+        </w:rPr>
+      </w:pPr>
+      <w:r>
+        <w:rPr>
+          <w:u w:val="single"/>
+        </w:rPr>
+        <w:t>\</w:t>
+      </w:r>
+      <w:proofErr w:type="spellStart"/>
+      <w:proofErr w:type="gramStart"/>
+      <w:r>
+        <w:rPr>
+          <w:u w:val="single"/>
+        </w:rPr>
+        <w:t>forall</w:t>
+      </w:r>
+      <w:proofErr w:type="spellEnd"/>
+      <w:proofErr w:type="gramEnd"/>
+      <w:r>
+        <w:rPr>
+          <w:u w:val="single"/>
+        </w:rPr>
+        <w:t xml:space="preserve"> t \in [n</w:t>
+      </w:r>
+      <w:proofErr w:type="gramStart"/>
+      <w:r>
+        <w:rPr>
+          <w:u w:val="single"/>
+        </w:rPr>
+        <w:t>],\</w:t>
+      </w:r>
+      <w:proofErr w:type="gramEnd"/>
+      <w:r>
+        <w:rPr>
+          <w:u w:val="single"/>
+        </w:rPr>
+        <w:t>, \</w:t>
+      </w:r>
+      <w:proofErr w:type="spellStart"/>
+      <w:r>
+        <w:rPr>
+          <w:u w:val="single"/>
+        </w:rPr>
+        <w:t>forall</w:t>
+      </w:r>
+      <w:proofErr w:type="spellEnd"/>
+      <w:r>
+        <w:rPr>
+          <w:u w:val="single"/>
+        </w:rPr>
+        <w:t xml:space="preserve"> p \in [P]: \quad \sum_{w=</w:t>
+      </w:r>
+      <w:proofErr w:type="gramStart"/>
+      <w:r>
+        <w:rPr>
+          <w:u w:val="single"/>
+        </w:rPr>
+        <w:t>1}^</w:t>
+      </w:r>
+      <w:proofErr w:type="gramEnd"/>
+      <w:r>
+        <w:rPr>
+          <w:u w:val="single"/>
+        </w:rPr>
+        <w:t>{W} \</w:t>
+      </w:r>
+      <w:proofErr w:type="gramStart"/>
+      <w:r>
+        <w:rPr>
+          <w:u w:val="single"/>
+        </w:rPr>
+        <w:t>left( [</w:t>
+      </w:r>
+      <w:proofErr w:type="gramEnd"/>
+      <w:r>
+        <w:rPr>
+          <w:u w:val="single"/>
+        </w:rPr>
+        <w:t>x[</w:t>
+      </w:r>
+      <w:proofErr w:type="spellStart"/>
+      <w:proofErr w:type="gramStart"/>
+      <w:r>
+        <w:rPr>
+          <w:u w:val="single"/>
+        </w:rPr>
+        <w:t>p,w</w:t>
+      </w:r>
+      <w:proofErr w:type="spellEnd"/>
+      <w:proofErr w:type="gramEnd"/>
+      <w:r>
+        <w:rPr>
+          <w:u w:val="single"/>
+        </w:rPr>
+        <w:t>] = t] + [y[</w:t>
+      </w:r>
+      <w:proofErr w:type="spellStart"/>
+      <w:proofErr w:type="gramStart"/>
+      <w:r>
+        <w:rPr>
+          <w:u w:val="single"/>
+        </w:rPr>
+        <w:t>p,w</w:t>
+      </w:r>
+      <w:proofErr w:type="spellEnd"/>
+      <w:proofErr w:type="gramEnd"/>
+      <w:r>
+        <w:rPr>
+          <w:u w:val="single"/>
+        </w:rPr>
+        <w:t>] = t] \right) \</w:t>
+      </w:r>
+      <w:proofErr w:type="spellStart"/>
+      <w:r>
+        <w:rPr>
+          <w:u w:val="single"/>
+        </w:rPr>
+        <w:t>leq</w:t>
+      </w:r>
+      <w:proofErr w:type="spellEnd"/>
+      <w:r>
+        <w:rPr>
+          <w:u w:val="single"/>
+        </w:rPr>
+        <w:t xml:space="preserve"> 2.</w:t>
+      </w:r>
+    </w:p>
+    <w:p>
+      <w:pPr>
+        <w:pStyle w:val="Standard"/>
+        <w:rPr>
+          <w:u w:val="single"/>
+        </w:rPr>
+      </w:pPr>
+      <w:r>
+        <w:rPr>
+          <w:u w:val="single"/>
+        </w:rPr>
+        <w:t>$$</w:t>
+      </w:r>
+    </w:p>
+    <w:p>
+      <w:pPr>
+        <w:pStyle w:val="Standard"/>
+        <w:rPr>
+          <w:u w:val="single"/>
+        </w:rPr>
+      </w:pPr>
+    </w:p>
+    <w:p>
+      <w:pPr>
+        <w:pStyle w:val="Standard"/>
+        <w:rPr>
+          <w:u w:val="single"/>
+        </w:rPr>
+      </w:pPr>
+    </w:p>
+    <w:p>
+      <w:pPr>
+        <w:pStyle w:val="Standard"/>
+        <w:rPr>
+          <w:u w:val="single"/>
+        </w:rPr>
+      </w:pPr>
+      <w:r>
+        <w:rPr>
+          <w:u w:val="single"/>
+        </w:rPr>
+        <w:t>### Symmetry Breaking Constraints</w:t>
+      </w:r>
+    </w:p>
+    <w:p>
+      <w:pPr>
+        <w:pStyle w:val="Standard"/>
+        <w:rPr>
+          <w:u w:val="single"/>
+        </w:rPr>
+      </w:pPr>
+    </w:p>
+    <w:p>
+      <w:pPr>
+        <w:pStyle w:val="Standard"/>
+      </w:pPr>
+      <w:r>
+        <w:t xml:space="preserve">The search space </w:t>
+      </w:r>
+      <w:r>
+        <w:t>exhibits</w:t>
+      </w:r>
+      <w:r>
+        <w:t xml:space="preserve"> significant symmetry. </w:t>
+      </w:r>
+    </w:p>
+    <w:p>
+      <w:pPr>
+        <w:pStyle w:val="Standard"/>
+      </w:pPr>
+      <w:r>
+        <w:t xml:space="preserve">Every problem solution is invariant through three different operations: the permutation of its </w:t>
+      </w:r>
+      <w:r>
+        <w:t>weeks</w:t>
+      </w:r>
+      <w:r>
+        <w:t xml:space="preserve">, the permutation of its </w:t>
+      </w:r>
+      <w:r>
+        <w:t>periods</w:t>
+      </w:r>
+      <w:r>
+        <w:t xml:space="preserve"> and the permutation of its team labels. </w:t>
+      </w:r>
+    </w:p>
+    <w:p>
+      <w:pPr>
+        <w:pStyle w:val="Standard"/>
+      </w:pPr>
+    </w:p>
+    <w:p>
+      <w:pPr>
+        <w:pStyle w:val="Standard"/>
+        <w:rPr>
+          <w:b/>
+          <w:bCs/>
+        </w:rPr>
+      </w:pPr>
+      <w:r>
+        <w:rPr>
+          <w:b/>
+          <w:bCs/>
+        </w:rPr>
+        <w:t>Symmetry Structure and Canonical Representation</w:t>
+      </w:r>
+    </w:p>
+    <w:p>
+      <w:pPr>
+        <w:pStyle w:val="Standard"/>
+      </w:pPr>
+      <w:r>
+        <w:rPr>
+          <w:b/>
+          <w:bCs/>
+        </w:rPr>
+        <w:t>Result.</w:t>
+      </w:r>
+      <w:r>
+        <w:t xml:space="preserve"> Every feasible solution to the scheduling problem </w:t>
+      </w:r>
+      <w:r>
+        <w:t>remains valid under the action</w:t>
+      </w:r>
+      <w:r>
+        <w:t xml:space="preserve"> </w:t>
+      </w:r>
+      <w:r>
+        <w:t xml:space="preserve">of </w:t>
+      </w:r>
+      <w:proofErr w:type="gramStart"/>
+      <w:r>
+        <w:t>a</w:t>
+      </w:r>
+      <w:r>
+        <w:t xml:space="preserve"> </w:t>
+      </w:r>
+      <w:r>
+        <w:t xml:space="preserve"> group</w:t>
+      </w:r>
+      <w:proofErr w:type="gramEnd"/>
+      <w:r>
+        <w:t xml:space="preserve"> isomorphic to</w:t>
+      </w:r>
+    </w:p>
+    <w:p>
+      <w:pPr>
+        <w:pStyle w:val="Standard"/>
+      </w:pPr>
+      <w:r>
+        <w:t>Sn/2×Sn−1×</w:t>
+      </w:r>
+      <w:proofErr w:type="gramStart"/>
+      <w:r>
+        <w:t>Sn,S</w:t>
+      </w:r>
+      <w:proofErr w:type="gramEnd"/>
+      <w:r>
+        <w:t xml:space="preserve">_{n/2} \times S_{n-1} \times </w:t>
+      </w:r>
+      <w:proofErr w:type="spellStart"/>
+      <w:r>
+        <w:t>S_n</w:t>
+      </w:r>
+      <w:proofErr w:type="spellEnd"/>
+      <w:r>
+        <w:t xml:space="preserve">, </w:t>
+      </w:r>
+    </w:p>
+    <w:p>
+      <w:pPr>
+        <w:pStyle w:val="Standard"/>
+      </w:pPr>
+      <w:r>
+        <w:t>where:</w:t>
+      </w:r>
+    </w:p>
+    <w:p>
+      <w:pPr>
+        <w:pStyle w:val="Standard"/>
+        <w:numPr>
+          <w:ilvl w:val="0"/>
+          <w:numId w:val="3"/>
+        </w:numPr>
+      </w:pPr>
+      <w:r>
+        <w:t>Sn/2S_{n/2} acts by permuting the rows (i.e., periods),</w:t>
+      </w:r>
+    </w:p>
+    <w:p>
+      <w:pPr>
+        <w:pStyle w:val="Standard"/>
+        <w:numPr>
+          <w:ilvl w:val="0"/>
+          <w:numId w:val="3"/>
+        </w:numPr>
+      </w:pPr>
+      <w:r>
+        <w:t>Sn−1S_{n-1} acts by permuting the columns (i.e., weeks),</w:t>
+      </w:r>
+    </w:p>
+    <w:p>
+      <w:pPr>
+        <w:pStyle w:val="Standard"/>
+        <w:numPr>
+          <w:ilvl w:val="0"/>
+          <w:numId w:val="3"/>
+        </w:numPr>
+      </w:pPr>
+      <w:proofErr w:type="spellStart"/>
+      <w:r>
+        <w:t>SnS_n</w:t>
+      </w:r>
+      <w:proofErr w:type="spellEnd"/>
+      <w:r>
+        <w:t xml:space="preserve"> acts by relabelling the teams.</w:t>
+      </w:r>
+    </w:p>
+    <w:p>
+      <w:pPr>
+        <w:pStyle w:val="Standard"/>
+      </w:pPr>
+      <w:r>
+        <w:t xml:space="preserve">Each of these groups corresponds to a structural invariance of the schedule matrix, and they operate independently: row permutations do not interfere with team labels or week indices, and so on. Formally, the group of invariance operations is the </w:t>
+      </w:r>
+      <w:r>
+        <w:rPr>
+          <w:b/>
+          <w:bCs/>
+        </w:rPr>
+        <w:t>direct product</w:t>
+      </w:r>
+      <w:r>
+        <w:t xml:space="preserve"> of the three corresponding symmetric groups.</w:t>
+      </w:r>
+    </w:p>
+    <w:p>
+      <w:pPr>
+        <w:pStyle w:val="Standard"/>
+      </w:pPr>
+      <w:r>
+        <w:t xml:space="preserve">These actions </w:t>
+      </w:r>
+      <w:r>
+        <w:rPr>
+          <w:b/>
+          <w:bCs/>
+        </w:rPr>
+        <w:t>commute pairwise</w:t>
+      </w:r>
+      <w:r>
+        <w:t xml:space="preserve"> (in the group-theoretic sense), although the operations within each group do not necessarily commute. This mutual commutativity between different symmetry types arises naturally from the matrix representation of the schedule. Specifically:</w:t>
+      </w:r>
+    </w:p>
+    <w:p>
+      <w:pPr>
+        <w:pStyle w:val="Standard"/>
+        <w:numPr>
+          <w:ilvl w:val="0"/>
+          <w:numId w:val="4"/>
+        </w:numPr>
+      </w:pPr>
+      <w:r>
+        <w:t xml:space="preserve">Row permutations correspond to </w:t>
+      </w:r>
+      <w:r>
+        <w:rPr>
+          <w:b/>
+          <w:bCs/>
+        </w:rPr>
+        <w:t>right-multiplication</w:t>
+      </w:r>
+      <w:r>
+        <w:t xml:space="preserve"> of the schedule matrix by permutation matrices.</w:t>
+      </w:r>
+    </w:p>
+    <w:p>
+      <w:pPr>
+        <w:pStyle w:val="Standard"/>
+        <w:numPr>
+          <w:ilvl w:val="0"/>
+          <w:numId w:val="4"/>
+        </w:numPr>
+      </w:pPr>
+      <w:r>
+        <w:t xml:space="preserve">Column permutations correspond to </w:t>
+      </w:r>
+      <w:proofErr w:type="gramStart"/>
+      <w:r>
+        <w:rPr>
+          <w:b/>
+          <w:bCs/>
+        </w:rPr>
+        <w:t>left-multiplication</w:t>
+      </w:r>
+      <w:proofErr w:type="gramEnd"/>
+      <w:r>
+        <w:t>.</w:t>
+      </w:r>
+    </w:p>
+    <w:p>
+      <w:pPr>
+        <w:pStyle w:val="Standard"/>
+        <w:numPr>
+          <w:ilvl w:val="0"/>
+          <w:numId w:val="4"/>
+        </w:numPr>
+      </w:pPr>
+      <w:r>
+        <w:t xml:space="preserve">Label permutations act pointwise on each team </w:t>
+      </w:r>
+      <w:proofErr w:type="gramStart"/>
+      <w:r>
+        <w:t>index, and</w:t>
+      </w:r>
+      <w:proofErr w:type="gramEnd"/>
+      <w:r>
+        <w:t xml:space="preserve"> can be expressed via conjugation by permutation matrices applied to the entries.</w:t>
+      </w:r>
+    </w:p>
+    <w:p>
+      <w:pPr>
+        <w:pStyle w:val="Standard"/>
+      </w:pPr>
+      <w:r>
+        <w:t>Since all permutation groups are generated by compositions of transpositions, it suffices to verify that the action of a transposition on team labels commutes with a row or column permutation; this property then extends to the whole group via closure.</w:t>
+      </w:r>
+    </w:p>
+    <w:p>
+      <w:pPr>
+        <w:pStyle w:val="Standard"/>
+      </w:pPr>
+      <w:r>
+        <w:t>The total number of isomorphic schedule representations under this symmetry group is:</w:t>
+      </w:r>
+    </w:p>
+    <w:p>
+      <w:pPr>
+        <w:pStyle w:val="Standard"/>
+      </w:pPr>
+      <w:proofErr w:type="gramStart"/>
+      <w:r>
+        <w:t>n!</w:t>
+      </w:r>
+      <w:r>
+        <w:rPr>
+          <w:rFonts w:ascii="Cambria Math" w:hAnsi="Cambria Math" w:cs="Cambria Math"/>
+        </w:rPr>
+        <w:t>⋅</w:t>
+      </w:r>
+      <w:proofErr w:type="gramEnd"/>
+      <w:r>
+        <w:t>(n−1</w:t>
+      </w:r>
+      <w:proofErr w:type="gramStart"/>
+      <w:r>
+        <w:t>)!</w:t>
+      </w:r>
+      <w:r>
+        <w:rPr>
+          <w:rFonts w:ascii="Cambria Math" w:hAnsi="Cambria Math" w:cs="Cambria Math"/>
+        </w:rPr>
+        <w:t>⋅</w:t>
+      </w:r>
+      <w:proofErr w:type="gramEnd"/>
+      <w:r>
+        <w:t>(n2</w:t>
+      </w:r>
+      <w:proofErr w:type="gramStart"/>
+      <w:r>
+        <w:t>)!.</w:t>
+      </w:r>
+      <w:proofErr w:type="gramEnd"/>
+      <w:r>
+        <w:t>n! \</w:t>
+      </w:r>
+      <w:proofErr w:type="spellStart"/>
+      <w:proofErr w:type="gramStart"/>
+      <w:r>
+        <w:t>cdot</w:t>
+      </w:r>
+      <w:proofErr w:type="spellEnd"/>
+      <w:proofErr w:type="gramEnd"/>
+      <w:r>
+        <w:t xml:space="preserve"> (n-1)! \</w:t>
+      </w:r>
+      <w:proofErr w:type="spellStart"/>
+      <w:r>
+        <w:t>cdot</w:t>
+      </w:r>
+      <w:proofErr w:type="spellEnd"/>
+      <w:r>
+        <w:t xml:space="preserve"> \left(\frac{n}{</w:t>
+      </w:r>
+      <w:proofErr w:type="gramStart"/>
+      <w:r>
+        <w:t>2}\</w:t>
+      </w:r>
+      <w:proofErr w:type="gramEnd"/>
+      <w:r>
+        <w:t>right</w:t>
+      </w:r>
+      <w:proofErr w:type="gramStart"/>
+      <w:r>
+        <w:t>)!.</w:t>
+      </w:r>
+      <w:proofErr w:type="gramEnd"/>
+      <w:r>
+        <w:t xml:space="preserve"> </w:t>
+      </w:r>
+    </w:p>
+    <w:p>
+      <w:pPr>
+        <w:pStyle w:val="Standard"/>
+      </w:pPr>
+      <w:r>
+        <w:t>This count reflects all the ways to relabel teams, reorder weeks, and reorder periods, while preserving the structure of a solution.</w:t>
+      </w:r>
+    </w:p>
+    <w:p>
+      <w:pPr>
+        <w:pStyle w:val="Standard"/>
+      </w:pPr>
+      <w:r>
+        <w:pict w14:anchorId="4CFD82E2">
+          <v:rect id="_x0000_i1145" style="width:0;height:1.5pt" o:hralign="center" o:hrstd="t" o:hr="t" fillcolor="#a0a0a0" stroked="f"/>
+        </w:pict>
+      </w:r>
+    </w:p>
+    <w:p>
+      <w:pPr>
+        <w:pStyle w:val="Standard"/>
+        <w:rPr>
+          <w:b/>
+          <w:bCs/>
+        </w:rPr>
+      </w:pPr>
+      <w:r>
+        <w:rPr>
+          <w:b/>
+          <w:bCs/>
+        </w:rPr>
+        <w:t>On Ordered vs. Unordered Matches</w:t>
+      </w:r>
+    </w:p>
+    <w:p>
+      <w:pPr>
+        <w:pStyle w:val="Standard"/>
+      </w:pPr>
+      <w:r>
+        <w:t xml:space="preserve">If matches were considered </w:t>
+      </w:r>
+      <w:r>
+        <w:rPr>
+          <w:b/>
+          <w:bCs/>
+        </w:rPr>
+        <w:t>ordered pairs</w:t>
+      </w:r>
+      <w:r>
+        <w:t xml:space="preserve"> (i.e., if home/away assignments were part of the decision structure), the symmetry group would need to account for </w:t>
+      </w:r>
+      <w:r>
+        <w:rPr>
+          <w:b/>
+          <w:bCs/>
+        </w:rPr>
+        <w:t>orientation</w:t>
+      </w:r>
+      <w:r>
+        <w:t>, effectively doubling the number of distinct match representations. That would expand the search space by a factor of 2(n</w:t>
+      </w:r>
+      <w:proofErr w:type="gramStart"/>
+      <w:r>
+        <w:t>2)=</w:t>
+      </w:r>
+      <w:proofErr w:type="gramEnd"/>
+      <w:r>
+        <w:t>2n(n−1)/22^{\</w:t>
+      </w:r>
+      <w:proofErr w:type="spellStart"/>
+      <w:r>
+        <w:t>binom</w:t>
+      </w:r>
+      <w:proofErr w:type="spellEnd"/>
+      <w:r>
+        <w:t>{n}{2}} = 2^{n(n-1)/2}, yielding an even more prohibitive combinatorial complexity. By separating the solution space (i.e., match pairings) from the optimization layer (i.e., home/away balancing), we avoid this multiplicative blowup.</w:t>
+      </w:r>
+    </w:p>
+    <w:p>
+      <w:pPr>
+        <w:pStyle w:val="Standard"/>
+      </w:pPr>
+      <w:r>
+        <w:lastRenderedPageBreak/>
+        <w:t>Hence, in the current formulation — where matches are unordered — the total number of semantically equivalent schedule matrices (i.e., those that differ only by symmetry) is precisely:</w:t>
+      </w:r>
+    </w:p>
+    <w:p>
+      <w:pPr>
+        <w:pStyle w:val="Standard"/>
+      </w:pPr>
+      <w:proofErr w:type="gramStart"/>
+      <w:r>
+        <w:t>n!</w:t>
+      </w:r>
+      <w:r>
+        <w:rPr>
+          <w:rFonts w:ascii="Cambria Math" w:hAnsi="Cambria Math" w:cs="Cambria Math"/>
+        </w:rPr>
+        <w:t>⋅</w:t>
+      </w:r>
+      <w:proofErr w:type="gramEnd"/>
+      <w:r>
+        <w:t>(n2</w:t>
+      </w:r>
+      <w:proofErr w:type="gramStart"/>
+      <w:r>
+        <w:t>)!</w:t>
+      </w:r>
+      <w:r>
+        <w:rPr>
+          <w:rFonts w:ascii="Cambria Math" w:hAnsi="Cambria Math" w:cs="Cambria Math"/>
+        </w:rPr>
+        <w:t>⋅</w:t>
+      </w:r>
+      <w:proofErr w:type="gramEnd"/>
+      <w:r>
+        <w:t>(n−1</w:t>
+      </w:r>
+      <w:proofErr w:type="gramStart"/>
+      <w:r>
+        <w:t>)!.</w:t>
+      </w:r>
+      <w:proofErr w:type="gramEnd"/>
+      <w:r>
+        <w:t>n! \</w:t>
+      </w:r>
+      <w:proofErr w:type="spellStart"/>
+      <w:r>
+        <w:t>cdot</w:t>
+      </w:r>
+      <w:proofErr w:type="spellEnd"/>
+      <w:r>
+        <w:t xml:space="preserve"> \left(\frac{n}{</w:t>
+      </w:r>
+      <w:proofErr w:type="gramStart"/>
+      <w:r>
+        <w:t>2}\</w:t>
+      </w:r>
+      <w:proofErr w:type="gramEnd"/>
+      <w:r>
+        <w:t>right)! \</w:t>
+      </w:r>
+      <w:proofErr w:type="spellStart"/>
+      <w:proofErr w:type="gramStart"/>
+      <w:r>
+        <w:t>cdot</w:t>
+      </w:r>
+      <w:proofErr w:type="spellEnd"/>
+      <w:proofErr w:type="gramEnd"/>
+      <w:r>
+        <w:t xml:space="preserve"> (n - 1</w:t>
+      </w:r>
+      <w:proofErr w:type="gramStart"/>
+      <w:r>
+        <w:t>)!.</w:t>
+      </w:r>
+      <w:proofErr w:type="gramEnd"/>
+      <w:r>
+        <w:t xml:space="preserve"> </w:t>
+      </w:r>
+    </w:p>
+    <w:p>
+      <w:pPr>
+        <w:pStyle w:val="Standard"/>
+      </w:pPr>
+      <w:r>
+        <w:t xml:space="preserve">The goal of our symmetry-breaking procedure is to select a </w:t>
+      </w:r>
+      <w:r>
+        <w:rPr>
+          <w:b/>
+          <w:bCs/>
+        </w:rPr>
+        <w:t>single canonical representative</w:t>
+      </w:r>
+      <w:r>
+        <w:t xml:space="preserve"> from each of these equivalence classes, thereby </w:t>
+      </w:r>
+      <w:r>
+        <w:rPr>
+          <w:b/>
+          <w:bCs/>
+        </w:rPr>
+        <w:t>reducing the search space dramatically</w:t>
+      </w:r>
+      <w:r>
+        <w:t xml:space="preserve"> and improving solver performance.</w:t>
+      </w:r>
+    </w:p>
+    <w:p>
+      <w:pPr>
+        <w:pStyle w:val="Standard"/>
+      </w:pPr>
+      <w:r>
+        <w:pict w14:anchorId="3493063F">
+          <v:rect id="_x0000_i1146" style="width:0;height:1.5pt" o:hralign="center" o:hrstd="t" o:hr="t" fillcolor="#a0a0a0" stroked="f"/>
+        </w:pict>
+      </w:r>
+    </w:p>
+    <w:p>
+      <w:pPr>
+        <w:pStyle w:val="Standard"/>
+        <w:rPr>
+          <w:b/>
+          <w:bCs/>
+        </w:rPr>
+      </w:pPr>
+      <w:r>
+        <w:rPr>
+          <w:b/>
+          <w:bCs/>
+        </w:rPr>
+        <w:t>Structural Lemma</w:t>
+      </w:r>
+    </w:p>
+    <w:p>
+      <w:pPr>
+        <w:pStyle w:val="Standard"/>
+      </w:pPr>
+      <w:r>
+        <w:t>We now derive a key structural property of the schedule that supports our constructive symmetry-breaking.</w:t>
+      </w:r>
+    </w:p>
+    <w:p>
+      <w:pPr>
+        <w:pStyle w:val="Standard"/>
+      </w:pPr>
+      <w:r>
+        <w:rPr>
+          <w:b/>
+          <w:bCs/>
+        </w:rPr>
+        <w:t>Lemma.</w:t>
+      </w:r>
+      <w:r>
+        <w:t xml:space="preserve"> There exists a bijective function </w:t>
+      </w:r>
+      <w:proofErr w:type="gramStart"/>
+      <w:r>
+        <w:t>δ:[</w:t>
+      </w:r>
+      <w:proofErr w:type="gramEnd"/>
+      <w:r>
+        <w:t>n]→[n/</w:t>
+      </w:r>
+      <w:proofErr w:type="gramStart"/>
+      <w:r>
+        <w:t>2]\</w:t>
+      </w:r>
+      <w:proofErr w:type="gramEnd"/>
+      <w:r>
+        <w:t>delta: [n] \</w:t>
+      </w:r>
+      <w:proofErr w:type="spellStart"/>
+      <w:r>
+        <w:t>rightarrow</w:t>
+      </w:r>
+      <w:proofErr w:type="spellEnd"/>
+      <w:r>
+        <w:t xml:space="preserve"> [n/2] assigning each team to a unique </w:t>
+      </w:r>
+      <w:r>
+        <w:rPr>
+          <w:b/>
+          <w:bCs/>
+        </w:rPr>
+        <w:t>defective period</w:t>
+      </w:r>
+      <w:r>
+        <w:t xml:space="preserve"> — that is, a period in which the team appears only once.</w:t>
+      </w:r>
+    </w:p>
+    <w:p>
+      <w:pPr>
+        <w:pStyle w:val="Standard"/>
+      </w:pPr>
+      <w:r>
+        <w:rPr>
+          <w:b/>
+          <w:bCs/>
+        </w:rPr>
+        <w:t>Proof.</w:t>
+      </w:r>
+      <w:r>
+        <w:br/>
+        <w:t>Let us fix a period p</w:t>
+      </w:r>
+      <w:r>
+        <w:rPr>
+          <w:rFonts w:ascii="Cambria Math" w:hAnsi="Cambria Math" w:cs="Cambria Math"/>
+        </w:rPr>
+        <w:t>∈</w:t>
+      </w:r>
+      <w:r>
+        <w:t>[n/</w:t>
+      </w:r>
+      <w:proofErr w:type="gramStart"/>
+      <w:r>
+        <w:t>2]p</w:t>
+      </w:r>
+      <w:proofErr w:type="gramEnd"/>
+      <w:r>
+        <w:t xml:space="preserve"> \in [n/2]. Since there are n−1n - 1 weeks, the period contains n−1n - 1 matches in total (one per week</w:t>
+      </w:r>
+      <w:proofErr w:type="gramStart"/>
+      <w:r>
+        <w:t>), and</w:t>
+      </w:r>
+      <w:proofErr w:type="gramEnd"/>
+      <w:r>
+        <w:t xml:space="preserve"> thus involves exactly 2(n−1)2(n - 1) team appearances.</w:t>
+      </w:r>
+    </w:p>
+    <w:p>
+      <w:pPr>
+        <w:pStyle w:val="Standard"/>
+      </w:pPr>
+      <w:r>
+        <w:t>By constraint (3), each team can appear in a given period at most twice over the entire tournament. Therefore, the maximum number of appearances that can occur in any period is:</w:t>
+      </w:r>
+    </w:p>
+    <w:p>
+      <w:pPr>
+        <w:pStyle w:val="Standard"/>
+      </w:pPr>
+      <w:r>
+        <w:t>∑t=1</w:t>
+      </w:r>
+      <w:proofErr w:type="gramStart"/>
+      <w:r>
+        <w:t>nmin</w:t>
+      </w:r>
+      <w:r>
+        <w:rPr>
+          <w:rFonts w:ascii="Cambria Math" w:hAnsi="Cambria Math" w:cs="Cambria Math"/>
+        </w:rPr>
+        <w:t>⁡</w:t>
+      </w:r>
+      <w:r>
+        <w:t>(2,#</w:t>
+      </w:r>
+      <w:proofErr w:type="gramEnd"/>
+      <w:r>
+        <w:t> of appearances of t in period </w:t>
+      </w:r>
+      <w:proofErr w:type="gramStart"/>
+      <w:r>
+        <w:t>p)≤</w:t>
+      </w:r>
+      <w:proofErr w:type="gramEnd"/>
+      <w:r>
+        <w:t>2n.\sum_{t=</w:t>
+      </w:r>
+      <w:proofErr w:type="gramStart"/>
+      <w:r>
+        <w:t>1}^</w:t>
+      </w:r>
+      <w:proofErr w:type="gramEnd"/>
+      <w:r>
+        <w:t xml:space="preserve">{n} </w:t>
+      </w:r>
+      <w:proofErr w:type="gramStart"/>
+      <w:r>
+        <w:t>\min\left(</w:t>
+      </w:r>
+      <w:proofErr w:type="gramEnd"/>
+      <w:r>
+        <w:t>2, \# \</w:t>
+      </w:r>
+      <w:proofErr w:type="gramStart"/>
+      <w:r>
+        <w:t>text{ of</w:t>
+      </w:r>
+      <w:proofErr w:type="gramEnd"/>
+      <w:r>
+        <w:t xml:space="preserve"> appearances </w:t>
+      </w:r>
+      <w:proofErr w:type="gramStart"/>
+      <w:r>
+        <w:t>of }</w:t>
+      </w:r>
+      <w:proofErr w:type="gramEnd"/>
+      <w:r>
+        <w:t xml:space="preserve"> t \</w:t>
+      </w:r>
+      <w:proofErr w:type="gramStart"/>
+      <w:r>
+        <w:t>text{ in</w:t>
+      </w:r>
+      <w:proofErr w:type="gramEnd"/>
+      <w:r>
+        <w:t xml:space="preserve"> </w:t>
+      </w:r>
+      <w:proofErr w:type="gramStart"/>
+      <w:r>
+        <w:t>period }</w:t>
+      </w:r>
+      <w:proofErr w:type="gramEnd"/>
+      <w:r>
+        <w:t xml:space="preserve"> p \right) \</w:t>
+      </w:r>
+      <w:proofErr w:type="spellStart"/>
+      <w:r>
+        <w:t>leq</w:t>
+      </w:r>
+      <w:proofErr w:type="spellEnd"/>
+      <w:r>
+        <w:t xml:space="preserve"> 2n. </w:t>
+      </w:r>
+    </w:p>
+    <w:p>
+      <w:pPr>
+        <w:pStyle w:val="Standard"/>
+      </w:pPr>
+      <w:r>
+        <w:t>In reality, the period uses only 2(n−</w:t>
+      </w:r>
+      <w:proofErr w:type="gramStart"/>
+      <w:r>
+        <w:t>1)=</w:t>
+      </w:r>
+      <w:proofErr w:type="gramEnd"/>
+      <w:r>
+        <w:t xml:space="preserve">2n−22(n - 1) = 2n - 2 team slots. So </w:t>
+      </w:r>
+      <w:r>
+        <w:rPr>
+          <w:b/>
+          <w:bCs/>
+        </w:rPr>
+        <w:t>exactly two</w:t>
+      </w:r>
+      <w:r>
+        <w:t xml:space="preserve"> of the possible 2n2n appearances are missing. These missing appearances correspond to two distinct teams who appear only once in period pp. We refer to these teams as </w:t>
+      </w:r>
+      <w:r>
+        <w:rPr>
+          <w:b/>
+          <w:bCs/>
+        </w:rPr>
+        <w:t>defective</w:t>
+      </w:r>
+      <w:r>
+        <w:t xml:space="preserve"> in pp.</w:t>
+      </w:r>
+    </w:p>
+    <w:p>
+      <w:pPr>
+        <w:pStyle w:val="Standard"/>
+      </w:pPr>
+      <w:r>
+        <w:t xml:space="preserve">Suppose both missing appearances belonged to the same team. Then that team would appear zero times in period </w:t>
+      </w:r>
+      <w:proofErr w:type="gramStart"/>
+      <w:r>
+        <w:t>pp, and</w:t>
+      </w:r>
+      <w:proofErr w:type="gramEnd"/>
+      <w:r>
+        <w:t xml:space="preserve"> hence must schedule all n−1n - 1 matches in the remaining n/2−1n/2 - 1 periods. But this would violate either:</w:t>
+      </w:r>
+    </w:p>
+    <w:p>
+      <w:pPr>
+        <w:pStyle w:val="Standard"/>
+        <w:numPr>
+          <w:ilvl w:val="0"/>
+          <w:numId w:val="5"/>
+        </w:numPr>
+      </w:pPr>
+      <w:r>
+        <w:t>constraint (2), which requires a team to play once per week, or</w:t>
+      </w:r>
+    </w:p>
+    <w:p>
+      <w:pPr>
+        <w:pStyle w:val="Standard"/>
+        <w:numPr>
+          <w:ilvl w:val="0"/>
+          <w:numId w:val="5"/>
+        </w:numPr>
+      </w:pPr>
+      <w:r>
+        <w:t>constraint (3), since each of the n/2−1n/2 - 1 periods could host at most 2 matches per team, giving a maximum of 2(n/2−</w:t>
+      </w:r>
+      <w:proofErr w:type="gramStart"/>
+      <w:r>
+        <w:t>1)=</w:t>
+      </w:r>
+      <w:proofErr w:type="gramEnd"/>
+      <w:r>
+        <w:t>n−22(n/2 - 1) = n - 2 appearances, which is insufficient.</w:t>
+      </w:r>
+    </w:p>
+    <w:p>
+      <w:pPr>
+        <w:pStyle w:val="Standard"/>
+      </w:pPr>
+      <w:r>
+        <w:t xml:space="preserve">Hence, the two missing appearances must belong to </w:t>
+      </w:r>
+      <w:r>
+        <w:rPr>
+          <w:b/>
+          <w:bCs/>
+        </w:rPr>
+        <w:t>distinct teams</w:t>
+      </w:r>
+      <w:r>
+        <w:t>, each of which plays only once in period pp.</w:t>
+      </w:r>
+    </w:p>
+    <w:p>
+      <w:pPr>
+        <w:pStyle w:val="Standard"/>
+      </w:pPr>
+      <w:r>
+        <w:t xml:space="preserve">Moreover, since there are n/2n/2 periods and each team must be defective in </w:t>
+      </w:r>
+      <w:r>
+        <w:rPr>
+          <w:b/>
+          <w:bCs/>
+        </w:rPr>
+        <w:t>exactly one</w:t>
+      </w:r>
+      <w:r>
+        <w:t xml:space="preserve"> of them (to reach n−1n - 1 appearances total), we obtain a bijective mapping:</w:t>
+      </w:r>
+    </w:p>
+    <w:p>
+      <w:pPr>
+        <w:pStyle w:val="Standard"/>
+      </w:pPr>
+      <w:proofErr w:type="gramStart"/>
+      <w:r>
+        <w:t>δ:Team</w:t>
+      </w:r>
+      <w:proofErr w:type="gramEnd"/>
+      <w:r>
+        <w:rPr>
+          <w:rFonts w:ascii="Cambria Math" w:hAnsi="Cambria Math" w:cs="Cambria Math"/>
+        </w:rPr>
+        <w:t>↦</w:t>
+      </w:r>
+      <w:r>
+        <w:t>Defective Period.\delta: \</w:t>
+      </w:r>
+      <w:proofErr w:type="gramStart"/>
+      <w:r>
+        <w:t>text{</w:t>
+      </w:r>
+      <w:proofErr w:type="gramEnd"/>
+      <w:r>
+        <w:t>Team} \</w:t>
+      </w:r>
+      <w:proofErr w:type="spellStart"/>
+      <w:r>
+        <w:t>mapsto</w:t>
+      </w:r>
+      <w:proofErr w:type="spellEnd"/>
+      <w:r>
+        <w:t xml:space="preserve"> \</w:t>
+      </w:r>
+      <w:proofErr w:type="gramStart"/>
+      <w:r>
+        <w:t>text{</w:t>
+      </w:r>
+      <w:proofErr w:type="gramEnd"/>
+      <w:r>
+        <w:t xml:space="preserve">Defective Period}. </w:t>
+      </w:r>
+    </w:p>
+    <w:p>
+      <w:pPr>
+        <w:pStyle w:val="Standard"/>
+      </w:pPr>
+      <w:r>
+        <w:t xml:space="preserve">This structural insight allows us to canonically associate each team to a specific period in which it only plays one </w:t>
+      </w:r>
+      <w:proofErr w:type="gramStart"/>
+      <w:r>
+        <w:t>match, and</w:t>
+      </w:r>
+      <w:proofErr w:type="gramEnd"/>
+      <w:r>
+        <w:t xml:space="preserve"> plays a central role in the construction of our symmetry-breaking constraints.</w:t>
+      </w:r>
+    </w:p>
+    <w:p>
+      <w:pPr>
+        <w:pStyle w:val="Standard"/>
+      </w:pPr>
+      <w:r>
+        <w:pict w14:anchorId="0763792E">
+          <v:rect id="_x0000_i1147" style="width:0;height:1.5pt" o:hralign="center" o:hrstd="t" o:hr="t" fillcolor="#a0a0a0" stroked="f"/>
+        </w:pict>
+      </w:r>
+    </w:p>
+    <w:p>
+      <w:pPr>
+        <w:pStyle w:val="Standard"/>
+      </w:pPr>
+      <w:r>
+        <w:t xml:space="preserve">Let me know if you'd like this exported directly in LaTeX </w:t>
+      </w:r>
+      <w:proofErr w:type="gramStart"/>
+      <w:r>
+        <w:t>format, or</w:t>
+      </w:r>
+      <w:proofErr w:type="gramEnd"/>
+      <w:r>
+        <w:t xml:space="preserve"> extended with the next symmetry-breaking steps involving the canonical week and defective matches.</w:t>
+      </w:r>
+    </w:p>
+    <w:p>
+      <w:pPr>
+        <w:pStyle w:val="Standard"/>
+        <w:rPr>
+          <w:u w:val="single"/>
+        </w:rPr>
+      </w:pPr>
+    </w:p>
+    <w:p>
+      <w:pPr>
+        <w:pStyle w:val="Standard"/>
+        <w:rPr>
+          <w:u w:val="single"/>
+        </w:rPr>
+      </w:pPr>
     </w:p>
     <w:sectPr>
       <w:pgSz w:w="11906" w:h="16838"/>
@@ -340,6 +3030,453 @@
       </w:rPr>
     </w:lvl>
   </w:abstractNum>
+  <w:abstractNum w:abstractNumId="1" w15:restartNumberingAfterBreak="0">
+    <w:nsid w:val="55A42A8C"/>
+    <w:multiLevelType w:val="multilevel"/>
+    <w:tmpl w:val="E1F89BD8"/>
+    <w:lvl w:ilvl="0">
+      <w:start w:val="1"/>
+      <w:numFmt w:val="bullet"/>
+      <w:lvlText w:val=""/>
+      <w:lvlJc w:val="left"/>
+      <w:pPr>
+        <w:tabs>
+          <w:tab w:val="num" w:pos="720"/>
+        </w:tabs>
+        <w:ind w:left="720" w:hanging="360"/>
+      </w:pPr>
+      <w:rPr>
+        <w:rFonts w:ascii="Symbol" w:hAnsi="Symbol" w:hint="default"/>
+        <w:sz w:val="20"/>
+      </w:rPr>
+    </w:lvl>
+    <w:lvl w:ilvl="1" w:tentative="1">
+      <w:start w:val="1"/>
+      <w:numFmt w:val="bullet"/>
+      <w:lvlText w:val="o"/>
+      <w:lvlJc w:val="left"/>
+      <w:pPr>
+        <w:tabs>
+          <w:tab w:val="num" w:pos="1440"/>
+        </w:tabs>
+        <w:ind w:left="1440" w:hanging="360"/>
+      </w:pPr>
+      <w:rPr>
+        <w:rFonts w:ascii="Courier New" w:hAnsi="Courier New" w:hint="default"/>
+        <w:sz w:val="20"/>
+      </w:rPr>
+    </w:lvl>
+    <w:lvl w:ilvl="2" w:tentative="1">
+      <w:start w:val="1"/>
+      <w:numFmt w:val="bullet"/>
+      <w:lvlText w:val=""/>
+      <w:lvlJc w:val="left"/>
+      <w:pPr>
+        <w:tabs>
+          <w:tab w:val="num" w:pos="2160"/>
+        </w:tabs>
+        <w:ind w:left="2160" w:hanging="360"/>
+      </w:pPr>
+      <w:rPr>
+        <w:rFonts w:ascii="Wingdings" w:hAnsi="Wingdings" w:hint="default"/>
+        <w:sz w:val="20"/>
+      </w:rPr>
+    </w:lvl>
+    <w:lvl w:ilvl="3" w:tentative="1">
+      <w:start w:val="1"/>
+      <w:numFmt w:val="bullet"/>
+      <w:lvlText w:val=""/>
+      <w:lvlJc w:val="left"/>
+      <w:pPr>
+        <w:tabs>
+          <w:tab w:val="num" w:pos="2880"/>
+        </w:tabs>
+        <w:ind w:left="2880" w:hanging="360"/>
+      </w:pPr>
+      <w:rPr>
+        <w:rFonts w:ascii="Wingdings" w:hAnsi="Wingdings" w:hint="default"/>
+        <w:sz w:val="20"/>
+      </w:rPr>
+    </w:lvl>
+    <w:lvl w:ilvl="4" w:tentative="1">
+      <w:start w:val="1"/>
+      <w:numFmt w:val="bullet"/>
+      <w:lvlText w:val=""/>
+      <w:lvlJc w:val="left"/>
+      <w:pPr>
+        <w:tabs>
+          <w:tab w:val="num" w:pos="3600"/>
+        </w:tabs>
+        <w:ind w:left="3600" w:hanging="360"/>
+      </w:pPr>
+      <w:rPr>
+        <w:rFonts w:ascii="Wingdings" w:hAnsi="Wingdings" w:hint="default"/>
+        <w:sz w:val="20"/>
+      </w:rPr>
+    </w:lvl>
+    <w:lvl w:ilvl="5" w:tentative="1">
+      <w:start w:val="1"/>
+      <w:numFmt w:val="bullet"/>
+      <w:lvlText w:val=""/>
+      <w:lvlJc w:val="left"/>
+      <w:pPr>
+        <w:tabs>
+          <w:tab w:val="num" w:pos="4320"/>
+        </w:tabs>
+        <w:ind w:left="4320" w:hanging="360"/>
+      </w:pPr>
+      <w:rPr>
+        <w:rFonts w:ascii="Wingdings" w:hAnsi="Wingdings" w:hint="default"/>
+        <w:sz w:val="20"/>
+      </w:rPr>
+    </w:lvl>
+    <w:lvl w:ilvl="6" w:tentative="1">
+      <w:start w:val="1"/>
+      <w:numFmt w:val="bullet"/>
+      <w:lvlText w:val=""/>
+      <w:lvlJc w:val="left"/>
+      <w:pPr>
+        <w:tabs>
+          <w:tab w:val="num" w:pos="5040"/>
+        </w:tabs>
+        <w:ind w:left="5040" w:hanging="360"/>
+      </w:pPr>
+      <w:rPr>
+        <w:rFonts w:ascii="Wingdings" w:hAnsi="Wingdings" w:hint="default"/>
+        <w:sz w:val="20"/>
+      </w:rPr>
+    </w:lvl>
+    <w:lvl w:ilvl="7" w:tentative="1">
+      <w:start w:val="1"/>
+      <w:numFmt w:val="bullet"/>
+      <w:lvlText w:val=""/>
+      <w:lvlJc w:val="left"/>
+      <w:pPr>
+        <w:tabs>
+          <w:tab w:val="num" w:pos="5760"/>
+        </w:tabs>
+        <w:ind w:left="5760" w:hanging="360"/>
+      </w:pPr>
+      <w:rPr>
+        <w:rFonts w:ascii="Wingdings" w:hAnsi="Wingdings" w:hint="default"/>
+        <w:sz w:val="20"/>
+      </w:rPr>
+    </w:lvl>
+    <w:lvl w:ilvl="8" w:tentative="1">
+      <w:start w:val="1"/>
+      <w:numFmt w:val="bullet"/>
+      <w:lvlText w:val=""/>
+      <w:lvlJc w:val="left"/>
+      <w:pPr>
+        <w:tabs>
+          <w:tab w:val="num" w:pos="6480"/>
+        </w:tabs>
+        <w:ind w:left="6480" w:hanging="360"/>
+      </w:pPr>
+      <w:rPr>
+        <w:rFonts w:ascii="Wingdings" w:hAnsi="Wingdings" w:hint="default"/>
+        <w:sz w:val="20"/>
+      </w:rPr>
+    </w:lvl>
+  </w:abstractNum>
+  <w:abstractNum w:abstractNumId="2" w15:restartNumberingAfterBreak="0">
+    <w:nsid w:val="68EE4D76"/>
+    <w:multiLevelType w:val="multilevel"/>
+    <w:tmpl w:val="C4B63108"/>
+    <w:lvl w:ilvl="0">
+      <w:start w:val="1"/>
+      <w:numFmt w:val="bullet"/>
+      <w:lvlText w:val=""/>
+      <w:lvlJc w:val="left"/>
+      <w:pPr>
+        <w:tabs>
+          <w:tab w:val="num" w:pos="720"/>
+        </w:tabs>
+        <w:ind w:left="720" w:hanging="360"/>
+      </w:pPr>
+      <w:rPr>
+        <w:rFonts w:ascii="Symbol" w:hAnsi="Symbol" w:hint="default"/>
+        <w:sz w:val="20"/>
+      </w:rPr>
+    </w:lvl>
+    <w:lvl w:ilvl="1" w:tentative="1">
+      <w:start w:val="1"/>
+      <w:numFmt w:val="bullet"/>
+      <w:lvlText w:val="o"/>
+      <w:lvlJc w:val="left"/>
+      <w:pPr>
+        <w:tabs>
+          <w:tab w:val="num" w:pos="1440"/>
+        </w:tabs>
+        <w:ind w:left="1440" w:hanging="360"/>
+      </w:pPr>
+      <w:rPr>
+        <w:rFonts w:ascii="Courier New" w:hAnsi="Courier New" w:hint="default"/>
+        <w:sz w:val="20"/>
+      </w:rPr>
+    </w:lvl>
+    <w:lvl w:ilvl="2" w:tentative="1">
+      <w:start w:val="1"/>
+      <w:numFmt w:val="bullet"/>
+      <w:lvlText w:val=""/>
+      <w:lvlJc w:val="left"/>
+      <w:pPr>
+        <w:tabs>
+          <w:tab w:val="num" w:pos="2160"/>
+        </w:tabs>
+        <w:ind w:left="2160" w:hanging="360"/>
+      </w:pPr>
+      <w:rPr>
+        <w:rFonts w:ascii="Wingdings" w:hAnsi="Wingdings" w:hint="default"/>
+        <w:sz w:val="20"/>
+      </w:rPr>
+    </w:lvl>
+    <w:lvl w:ilvl="3" w:tentative="1">
+      <w:start w:val="1"/>
+      <w:numFmt w:val="bullet"/>
+      <w:lvlText w:val=""/>
+      <w:lvlJc w:val="left"/>
+      <w:pPr>
+        <w:tabs>
+          <w:tab w:val="num" w:pos="2880"/>
+        </w:tabs>
+        <w:ind w:left="2880" w:hanging="360"/>
+      </w:pPr>
+      <w:rPr>
+        <w:rFonts w:ascii="Wingdings" w:hAnsi="Wingdings" w:hint="default"/>
+        <w:sz w:val="20"/>
+      </w:rPr>
+    </w:lvl>
+    <w:lvl w:ilvl="4" w:tentative="1">
+      <w:start w:val="1"/>
+      <w:numFmt w:val="bullet"/>
+      <w:lvlText w:val=""/>
+      <w:lvlJc w:val="left"/>
+      <w:pPr>
+        <w:tabs>
+          <w:tab w:val="num" w:pos="3600"/>
+        </w:tabs>
+        <w:ind w:left="3600" w:hanging="360"/>
+      </w:pPr>
+      <w:rPr>
+        <w:rFonts w:ascii="Wingdings" w:hAnsi="Wingdings" w:hint="default"/>
+        <w:sz w:val="20"/>
+      </w:rPr>
+    </w:lvl>
+    <w:lvl w:ilvl="5" w:tentative="1">
+      <w:start w:val="1"/>
+      <w:numFmt w:val="bullet"/>
+      <w:lvlText w:val=""/>
+      <w:lvlJc w:val="left"/>
+      <w:pPr>
+        <w:tabs>
+          <w:tab w:val="num" w:pos="4320"/>
+        </w:tabs>
+        <w:ind w:left="4320" w:hanging="360"/>
+      </w:pPr>
+      <w:rPr>
+        <w:rFonts w:ascii="Wingdings" w:hAnsi="Wingdings" w:hint="default"/>
+        <w:sz w:val="20"/>
+      </w:rPr>
+    </w:lvl>
+    <w:lvl w:ilvl="6" w:tentative="1">
+      <w:start w:val="1"/>
+      <w:numFmt w:val="bullet"/>
+      <w:lvlText w:val=""/>
+      <w:lvlJc w:val="left"/>
+      <w:pPr>
+        <w:tabs>
+          <w:tab w:val="num" w:pos="5040"/>
+        </w:tabs>
+        <w:ind w:left="5040" w:hanging="360"/>
+      </w:pPr>
+      <w:rPr>
+        <w:rFonts w:ascii="Wingdings" w:hAnsi="Wingdings" w:hint="default"/>
+        <w:sz w:val="20"/>
+      </w:rPr>
+    </w:lvl>
+    <w:lvl w:ilvl="7" w:tentative="1">
+      <w:start w:val="1"/>
+      <w:numFmt w:val="bullet"/>
+      <w:lvlText w:val=""/>
+      <w:lvlJc w:val="left"/>
+      <w:pPr>
+        <w:tabs>
+          <w:tab w:val="num" w:pos="5760"/>
+        </w:tabs>
+        <w:ind w:left="5760" w:hanging="360"/>
+      </w:pPr>
+      <w:rPr>
+        <w:rFonts w:ascii="Wingdings" w:hAnsi="Wingdings" w:hint="default"/>
+        <w:sz w:val="20"/>
+      </w:rPr>
+    </w:lvl>
+    <w:lvl w:ilvl="8" w:tentative="1">
+      <w:start w:val="1"/>
+      <w:numFmt w:val="bullet"/>
+      <w:lvlText w:val=""/>
+      <w:lvlJc w:val="left"/>
+      <w:pPr>
+        <w:tabs>
+          <w:tab w:val="num" w:pos="6480"/>
+        </w:tabs>
+        <w:ind w:left="6480" w:hanging="360"/>
+      </w:pPr>
+      <w:rPr>
+        <w:rFonts w:ascii="Wingdings" w:hAnsi="Wingdings" w:hint="default"/>
+        <w:sz w:val="20"/>
+      </w:rPr>
+    </w:lvl>
+  </w:abstractNum>
+  <w:abstractNum w:abstractNumId="3" w15:restartNumberingAfterBreak="0">
+    <w:nsid w:val="70832422"/>
+    <w:multiLevelType w:val="multilevel"/>
+    <w:tmpl w:val="E04C3FF6"/>
+    <w:lvl w:ilvl="0">
+      <w:start w:val="1"/>
+      <w:numFmt w:val="bullet"/>
+      <w:lvlText w:val=""/>
+      <w:lvlJc w:val="left"/>
+      <w:pPr>
+        <w:tabs>
+          <w:tab w:val="num" w:pos="720"/>
+        </w:tabs>
+        <w:ind w:left="720" w:hanging="360"/>
+      </w:pPr>
+      <w:rPr>
+        <w:rFonts w:ascii="Symbol" w:hAnsi="Symbol" w:hint="default"/>
+        <w:sz w:val="20"/>
+      </w:rPr>
+    </w:lvl>
+    <w:lvl w:ilvl="1" w:tentative="1">
+      <w:start w:val="1"/>
+      <w:numFmt w:val="bullet"/>
+      <w:lvlText w:val="o"/>
+      <w:lvlJc w:val="left"/>
+      <w:pPr>
+        <w:tabs>
+          <w:tab w:val="num" w:pos="1440"/>
+        </w:tabs>
+        <w:ind w:left="1440" w:hanging="360"/>
+      </w:pPr>
+      <w:rPr>
+        <w:rFonts w:ascii="Courier New" w:hAnsi="Courier New" w:hint="default"/>
+        <w:sz w:val="20"/>
+      </w:rPr>
+    </w:lvl>
+    <w:lvl w:ilvl="2" w:tentative="1">
+      <w:start w:val="1"/>
+      <w:numFmt w:val="bullet"/>
+      <w:lvlText w:val=""/>
+      <w:lvlJc w:val="left"/>
+      <w:pPr>
+        <w:tabs>
+          <w:tab w:val="num" w:pos="2160"/>
+        </w:tabs>
+        <w:ind w:left="2160" w:hanging="360"/>
+      </w:pPr>
+      <w:rPr>
+        <w:rFonts w:ascii="Wingdings" w:hAnsi="Wingdings" w:hint="default"/>
+        <w:sz w:val="20"/>
+      </w:rPr>
+    </w:lvl>
+    <w:lvl w:ilvl="3" w:tentative="1">
+      <w:start w:val="1"/>
+      <w:numFmt w:val="bullet"/>
+      <w:lvlText w:val=""/>
+      <w:lvlJc w:val="left"/>
+      <w:pPr>
+        <w:tabs>
+          <w:tab w:val="num" w:pos="2880"/>
+        </w:tabs>
+        <w:ind w:left="2880" w:hanging="360"/>
+      </w:pPr>
+      <w:rPr>
+        <w:rFonts w:ascii="Wingdings" w:hAnsi="Wingdings" w:hint="default"/>
+        <w:sz w:val="20"/>
+      </w:rPr>
+    </w:lvl>
+    <w:lvl w:ilvl="4" w:tentative="1">
+      <w:start w:val="1"/>
+      <w:numFmt w:val="bullet"/>
+      <w:lvlText w:val=""/>
+      <w:lvlJc w:val="left"/>
+      <w:pPr>
+        <w:tabs>
+          <w:tab w:val="num" w:pos="3600"/>
+        </w:tabs>
+        <w:ind w:left="3600" w:hanging="360"/>
+      </w:pPr>
+      <w:rPr>
+        <w:rFonts w:ascii="Wingdings" w:hAnsi="Wingdings" w:hint="default"/>
+        <w:sz w:val="20"/>
+      </w:rPr>
+    </w:lvl>
+    <w:lvl w:ilvl="5" w:tentative="1">
+      <w:start w:val="1"/>
+      <w:numFmt w:val="bullet"/>
+      <w:lvlText w:val=""/>
+      <w:lvlJc w:val="left"/>
+      <w:pPr>
+        <w:tabs>
+          <w:tab w:val="num" w:pos="4320"/>
+        </w:tabs>
+        <w:ind w:left="4320" w:hanging="360"/>
+      </w:pPr>
+      <w:rPr>
+        <w:rFonts w:ascii="Wingdings" w:hAnsi="Wingdings" w:hint="default"/>
+        <w:sz w:val="20"/>
+      </w:rPr>
+    </w:lvl>
+    <w:lvl w:ilvl="6" w:tentative="1">
+      <w:start w:val="1"/>
+      <w:numFmt w:val="bullet"/>
+      <w:lvlText w:val=""/>
+      <w:lvlJc w:val="left"/>
+      <w:pPr>
+        <w:tabs>
+          <w:tab w:val="num" w:pos="5040"/>
+        </w:tabs>
+        <w:ind w:left="5040" w:hanging="360"/>
+      </w:pPr>
+      <w:rPr>
+        <w:rFonts w:ascii="Wingdings" w:hAnsi="Wingdings" w:hint="default"/>
+        <w:sz w:val="20"/>
+      </w:rPr>
+    </w:lvl>
+    <w:lvl w:ilvl="7" w:tentative="1">
+      <w:start w:val="1"/>
+      <w:numFmt w:val="bullet"/>
+      <w:lvlText w:val=""/>
+      <w:lvlJc w:val="left"/>
+      <w:pPr>
+        <w:tabs>
+          <w:tab w:val="num" w:pos="5760"/>
+        </w:tabs>
+        <w:ind w:left="5760" w:hanging="360"/>
+      </w:pPr>
+      <w:rPr>
+        <w:rFonts w:ascii="Wingdings" w:hAnsi="Wingdings" w:hint="default"/>
+        <w:sz w:val="20"/>
+      </w:rPr>
+    </w:lvl>
+    <w:lvl w:ilvl="8" w:tentative="1">
+      <w:start w:val="1"/>
+      <w:numFmt w:val="bullet"/>
+      <w:lvlText w:val=""/>
+      <w:lvlJc w:val="left"/>
+      <w:pPr>
+        <w:tabs>
+          <w:tab w:val="num" w:pos="6480"/>
+        </w:tabs>
+        <w:ind w:left="6480" w:hanging="360"/>
+      </w:pPr>
+      <w:rPr>
+        <w:rFonts w:ascii="Wingdings" w:hAnsi="Wingdings" w:hint="default"/>
+        <w:sz w:val="20"/>
+      </w:rPr>
+    </w:lvl>
+  </w:abstractNum>
   <w:num w:numId="1" w16cid:durableId="1084763384">
     <w:abstractNumId w:val="0"/>
   </w:num>
@@ -348,6 +3485,15 @@
     <w:lvlOverride w:ilvl="0">
       <w:startOverride w:val="1"/>
     </w:lvlOverride>
+  </w:num>
+  <w:num w:numId="3" w16cid:durableId="633171657">
+    <w:abstractNumId w:val="2"/>
+  </w:num>
+  <w:num w:numId="4" w16cid:durableId="549733876">
+    <w:abstractNumId w:val="1"/>
+  </w:num>
+  <w:num w:numId="5" w16cid:durableId="354693466">
+    <w:abstractNumId w:val="3"/>
   </w:num>
 </w:numbering>
 </file>
@@ -360,7 +3506,7 @@
         <w:rFonts w:ascii="Arial" w:eastAsia="Arial" w:hAnsi="Arial" w:cs="Arial"/>
         <w:sz w:val="22"/>
         <w:szCs w:val="22"/>
-        <w:lang w:eastAsia="zh-CN" w:bidi="hi-IN"/>
+        <w:lang w:val="en-GB" w:eastAsia="zh-CN" w:bidi="hi-IN"/>
       </w:rPr>
     </w:rPrDefault>
     <w:pPrDefault>
@@ -1366,4 +4512,16 @@
     </a:ext>
   </a:extLst>
 </a:theme>
+</file>
+
+<file path=customXml/item1.xml><?xml version="1.0" encoding="utf-8"?>
+<b:Sources xmlns:b="http://schemas.openxmlformats.org/officeDocument/2006/bibliography" xmlns="http://schemas.openxmlformats.org/officeDocument/2006/bibliography" SelectedStyle="\APASixthEditionOfficeOnline.xsl" StyleName="APA" Version="6"/>
+</file>
+
+<file path=customXml/itemProps1.xml><?xml version="1.0" encoding="utf-8"?>
+<ds:datastoreItem xmlns:ds="http://schemas.openxmlformats.org/officeDocument/2006/customXml" ds:itemID="{EDCCE877-1F72-4CBE-8FCD-2EA50123B014}">
+  <ds:schemaRefs>
+    <ds:schemaRef ds:uri="http://schemas.openxmlformats.org/officeDocument/2006/bibliography"/>
+  </ds:schemaRefs>
+</ds:datastoreItem>
 </file>